--- a/education/docx/chapter03_redpanda.docx
+++ b/education/docx/chapter03_redpanda.docx
@@ -15,15 +15,203 @@
             <w:pStyle w:val="TOCHeading"/>
           </w:pPr>
           <w:r>
-            <w:t xml:space="preserve">Table of Contents</w:t>
+            <w:t>Contents</w:t>
           </w:r>
         </w:p>
         <w:p>
+          <w:pPr>
+            <w:pStyle w:val="TOC1"/>
+          </w:pPr>
           <w:r>
             <w:fldChar w:fldCharType="begin" w:dirty="true"/>
             <w:instrText xml:space="preserve">TOC \o "1-2" \h \z \u</w:instrText>
             <w:fldChar w:fldCharType="separate"/>
+          </w:r>
+          <w:hyperlink w:anchor="_Toc9001">
+            <w:r>
+              <w:t xml:space="preserve">Chapter 3 — Redpanda: A Replicated Log You Can Break and Heal</w:t>
+            </w:r>
+          </w:hyperlink>
+        </w:p>
+        <w:p>
+          <w:pPr>
+            <w:pStyle w:val="TOC2"/>
+          </w:pPr>
+          <w:hyperlink w:anchor="_Toc9002">
+            <w:r>
+              <w:t xml:space="preserve">Verified facts header</w:t>
+            </w:r>
+          </w:hyperlink>
+        </w:p>
+        <w:p>
+          <w:pPr>
+            <w:pStyle w:val="TOC2"/>
+          </w:pPr>
+          <w:hyperlink w:anchor="_Toc9003">
+            <w:r>
+              <w:t xml:space="preserve">What this chapter covers</w:t>
+            </w:r>
+          </w:hyperlink>
+        </w:p>
+        <w:p>
+          <w:pPr>
+            <w:pStyle w:val="TOC2"/>
+          </w:pPr>
+          <w:hyperlink w:anchor="_Toc9004">
+            <w:r>
+              <w:t xml:space="preserve">1. What Redpanda actually is</w:t>
+            </w:r>
+          </w:hyperlink>
+        </w:p>
+        <w:p>
+          <w:pPr>
+            <w:pStyle w:val="TOC2"/>
+          </w:pPr>
+          <w:hyperlink w:anchor="_Toc9005">
+            <w:r>
+              <w:t xml:space="preserve">2. Topics, partitions, offsets</w:t>
+            </w:r>
+          </w:hyperlink>
+        </w:p>
+        <w:p>
+          <w:pPr>
+            <w:pStyle w:val="TOC2"/>
+          </w:pPr>
+          <w:hyperlink w:anchor="_Toc9006">
+            <w:r>
+              <w:t xml:space="preserve">3. Replication and partition leadership</w:t>
+            </w:r>
+          </w:hyperlink>
+        </w:p>
+        <w:p>
+          <w:pPr>
+            <w:pStyle w:val="TOC2"/>
+          </w:pPr>
+          <w:hyperlink w:anchor="_Toc9007">
+            <w:r>
+              <w:t xml:space="preserve">4. Quorum: why three</w:t>
+            </w:r>
+          </w:hyperlink>
+        </w:p>
+        <w:p>
+          <w:pPr>
+            <w:pStyle w:val="TOC2"/>
+          </w:pPr>
+          <w:hyperlink w:anchor="_Toc9008">
+            <w:r>
+              <w:t xml:space="preserve">5. Why a StatefulSet, and why a headless Service</w:t>
+            </w:r>
+          </w:hyperlink>
+        </w:p>
+        <w:p>
+          <w:pPr>
+            <w:pStyle w:val="TOC2"/>
+          </w:pPr>
+          <w:hyperlink w:anchor="_Toc9009">
+            <w:r>
+              <w:t xml:space="preserve">6. The install — step by step</w:t>
+            </w:r>
+          </w:hyperlink>
+        </w:p>
+        <w:p>
+          <w:pPr>
+            <w:pStyle w:val="TOC2"/>
+          </w:pPr>
+          <w:hyperlink w:anchor="_Toc9010">
+            <w:r>
+              <w:t xml:space="preserve">7. Wiring up rpk</w:t>
+            </w:r>
+          </w:hyperlink>
+        </w:p>
+        <w:p>
+          <w:pPr>
+            <w:pStyle w:val="TOC2"/>
+          </w:pPr>
+          <w:hyperlink w:anchor="_Toc9011">
+            <w:r>
+              <w:t xml:space="preserve">8. Verified demos</w:t>
+            </w:r>
+          </w:hyperlink>
+        </w:p>
+        <w:p>
+          <w:pPr>
+            <w:pStyle w:val="TOC2"/>
+          </w:pPr>
+          <w:hyperlink w:anchor="_Toc9012">
+            <w:r>
+              <w:t xml:space="preserve">9. Failure drills</w:t>
+            </w:r>
+          </w:hyperlink>
+        </w:p>
+        <w:p>
+          <w:pPr>
+            <w:pStyle w:val="TOC2"/>
+          </w:pPr>
+          <w:hyperlink w:anchor="_Toc9013">
+            <w:r>
+              <w:t xml:space="preserve">10. Rolling restarts and upgrades — the routine task</w:t>
+            </w:r>
+          </w:hyperlink>
+        </w:p>
+        <w:p>
+          <w:pPr>
+            <w:pStyle w:val="TOC2"/>
+          </w:pPr>
+          <w:hyperlink w:anchor="_Toc9014">
+            <w:r>
+              <w:t xml:space="preserve">11. Where this sandbox differs from production</w:t>
+            </w:r>
+          </w:hyperlink>
+        </w:p>
+        <w:p>
+          <w:pPr>
+            <w:pStyle w:val="TOC2"/>
+          </w:pPr>
+          <w:hyperlink w:anchor="_Toc9015">
+            <w:r>
+              <w:t xml:space="preserve">12. Commands to know by heart</w:t>
+            </w:r>
+          </w:hyperlink>
+        </w:p>
+        <w:p>
+          <w:pPr>
+            <w:pStyle w:val="TOC2"/>
+          </w:pPr>
+          <w:hyperlink w:anchor="_Toc9016">
+            <w:r>
+              <w:t xml:space="preserve">13. Glossary</w:t>
+            </w:r>
+          </w:hyperlink>
+        </w:p>
+        <w:p>
+          <w:pPr>
+            <w:pStyle w:val="TOC2"/>
+          </w:pPr>
+          <w:hyperlink w:anchor="_Toc9017">
+            <w:r>
+              <w:t xml:space="preserve">14. Check yourself</w:t>
+            </w:r>
+          </w:hyperlink>
+        </w:p>
+        <w:p>
+          <w:pPr>
+            <w:pStyle w:val="TOC2"/>
+          </w:pPr>
+          <w:hyperlink w:anchor="_Toc9018">
+            <w:r>
+              <w:t xml:space="preserve">What’s next</w:t>
+            </w:r>
+          </w:hyperlink>
+          <w:r>
             <w:fldChar w:fldCharType="end"/>
+          </w:r>
+        </w:p>
+        <w:p>
+          <w:pPr>
+            <w:spacing w:after="0"/>
+          </w:pPr>
+          <w:r>
+            <w:br w:type="page"/>
           </w:r>
         </w:p>
       </w:sdtContent>
@@ -33,6 +221,8 @@
       <w:pPr>
         <w:pStyle w:val="Heading1"/>
       </w:pPr>
+      <w:bookmarkStart w:id="9001" w:name="_Toc9001"/>
+      <w:bookmarkEnd w:id="9001"/>
       <w:r>
         <w:t xml:space="preserve">Chapter 3 — Redpanda: A Replicated Log You Can Break and Heal</w:t>
       </w:r>
@@ -124,6 +314,8 @@
       <w:pPr>
         <w:pStyle w:val="Heading2"/>
       </w:pPr>
+      <w:bookmarkStart w:id="9002" w:name="_Toc9002"/>
+      <w:bookmarkEnd w:id="9002"/>
       <w:r>
         <w:t xml:space="preserve">Verified facts header</w:t>
       </w:r>
@@ -626,6 +818,8 @@
       <w:pPr>
         <w:pStyle w:val="Heading2"/>
       </w:pPr>
+      <w:bookmarkStart w:id="9003" w:name="_Toc9003"/>
+      <w:bookmarkEnd w:id="9003"/>
       <w:r>
         <w:t xml:space="preserve">What this chapter covers</w:t>
       </w:r>
@@ -858,6 +1052,8 @@
       <w:pPr>
         <w:pStyle w:val="Heading2"/>
       </w:pPr>
+      <w:bookmarkStart w:id="9004" w:name="_Toc9004"/>
+      <w:bookmarkEnd w:id="9004"/>
       <w:r>
         <w:t xml:space="preserve">1. What Redpanda actually is</w:t>
       </w:r>
@@ -1077,6 +1273,8 @@
       <w:pPr>
         <w:pStyle w:val="Heading2"/>
       </w:pPr>
+      <w:bookmarkStart w:id="9005" w:name="_Toc9005"/>
+      <w:bookmarkEnd w:id="9005"/>
       <w:r>
         <w:t xml:space="preserve">2. Topics, partitions, offsets</w:t>
       </w:r>
@@ -3511,6 +3709,8 @@
       <w:pPr>
         <w:pStyle w:val="Heading2"/>
       </w:pPr>
+      <w:bookmarkStart w:id="9006" w:name="_Toc9006"/>
+      <w:bookmarkEnd w:id="9006"/>
       <w:r>
         <w:t xml:space="preserve">3. Replication and partition leadership</w:t>
       </w:r>
@@ -3683,6 +3883,8 @@
       <w:pPr>
         <w:pStyle w:val="Heading2"/>
       </w:pPr>
+      <w:bookmarkStart w:id="9007" w:name="_Toc9007"/>
+      <w:bookmarkEnd w:id="9007"/>
       <w:r>
         <w:t xml:space="preserve">4. Quorum: why three</w:t>
       </w:r>
@@ -4515,6 +4717,8 @@
       <w:pPr>
         <w:pStyle w:val="Heading2"/>
       </w:pPr>
+      <w:bookmarkStart w:id="9008" w:name="_Toc9008"/>
+      <w:bookmarkEnd w:id="9008"/>
       <w:r>
         <w:t xml:space="preserve">5. Why a StatefulSet, and why a headless Service</w:t>
       </w:r>
@@ -5673,6 +5877,8 @@
       <w:pPr>
         <w:pStyle w:val="Heading2"/>
       </w:pPr>
+      <w:bookmarkStart w:id="9009" w:name="_Toc9009"/>
+      <w:bookmarkEnd w:id="9009"/>
       <w:r>
         <w:t xml:space="preserve">6. The install — step by step</w:t>
       </w:r>
@@ -8251,6 +8457,8 @@
       <w:pPr>
         <w:pStyle w:val="Heading2"/>
       </w:pPr>
+      <w:bookmarkStart w:id="9010" w:name="_Toc9010"/>
+      <w:bookmarkEnd w:id="9010"/>
       <w:r>
         <w:t xml:space="preserve">7. Wiring up</w:t>
       </w:r>
@@ -10108,6 +10316,8 @@
       <w:pPr>
         <w:pStyle w:val="Heading2"/>
       </w:pPr>
+      <w:bookmarkStart w:id="9011" w:name="_Toc9011"/>
+      <w:bookmarkEnd w:id="9011"/>
       <w:r>
         <w:t xml:space="preserve">8. Verified demos</w:t>
       </w:r>
@@ -12648,6 +12858,8 @@
       <w:pPr>
         <w:pStyle w:val="Heading2"/>
       </w:pPr>
+      <w:bookmarkStart w:id="9012" w:name="_Toc9012"/>
+      <w:bookmarkEnd w:id="9012"/>
       <w:r>
         <w:t xml:space="preserve">9. Failure drills</w:t>
       </w:r>
@@ -16161,6 +16373,8 @@
       <w:pPr>
         <w:pStyle w:val="Heading2"/>
       </w:pPr>
+      <w:bookmarkStart w:id="9013" w:name="_Toc9013"/>
+      <w:bookmarkEnd w:id="9013"/>
       <w:r>
         <w:t xml:space="preserve">10. Rolling restarts and upgrades — the routine task</w:t>
       </w:r>
@@ -17678,6 +17892,8 @@
       <w:pPr>
         <w:pStyle w:val="Heading2"/>
       </w:pPr>
+      <w:bookmarkStart w:id="9014" w:name="_Toc9014"/>
+      <w:bookmarkEnd w:id="9014"/>
       <w:r>
         <w:t xml:space="preserve">11. Where this sandbox differs from production</w:t>
       </w:r>
@@ -18426,6 +18642,8 @@
       <w:pPr>
         <w:pStyle w:val="Heading2"/>
       </w:pPr>
+      <w:bookmarkStart w:id="9015" w:name="_Toc9015"/>
+      <w:bookmarkEnd w:id="9015"/>
       <w:r>
         <w:t xml:space="preserve">12. Commands to know by heart</w:t>
       </w:r>
@@ -19744,6 +19962,8 @@
       <w:pPr>
         <w:pStyle w:val="Heading2"/>
       </w:pPr>
+      <w:bookmarkStart w:id="9016" w:name="_Toc9016"/>
+      <w:bookmarkEnd w:id="9016"/>
       <w:r>
         <w:t xml:space="preserve">13. Glossary</w:t>
       </w:r>
@@ -20273,6 +20493,8 @@
       <w:pPr>
         <w:pStyle w:val="Heading2"/>
       </w:pPr>
+      <w:bookmarkStart w:id="9017" w:name="_Toc9017"/>
+      <w:bookmarkEnd w:id="9017"/>
       <w:r>
         <w:t xml:space="preserve">14. Check yourself</w:t>
       </w:r>
@@ -21126,6 +21348,8 @@
       <w:pPr>
         <w:pStyle w:val="Heading2"/>
       </w:pPr>
+      <w:bookmarkStart w:id="9018" w:name="_Toc9018"/>
+      <w:bookmarkEnd w:id="9018"/>
       <w:r>
         <w:t xml:space="preserve">What’s next</w:t>
       </w:r>
@@ -22341,21 +22565,17 @@
     </w:rPr>
   </w:style>
   <w:style w:styleId="TOCHeading" w:type="paragraph">
-    <w:name w:val="TOC Heading"/>
-    <w:basedOn w:val="Heading1"/>
-    <w:next w:val="BodyText"/>
-    <w:uiPriority w:val="39"/>
-    <w:unhideWhenUsed/>
-    <w:qFormat/>
+    <w:name w:val="TOCHeading"/>
+    <w:basedOn w:val="Normal"/>
     <w:pPr>
-      <w:spacing w:before="240" w:line="259" w:lineRule="auto"/>
-      <w:outlineLvl w:val="9"/>
+      <w:spacing w:after="200" w:before="0" w:line="240" w:lineRule="auto"/>
     </w:pPr>
     <w:rPr>
-      <w:rFonts w:asciiTheme="majorHAnsi" w:cstheme="majorBidi" w:eastAsiaTheme="majorEastAsia" w:hAnsiTheme="majorHAnsi"/>
-      <w:b w:val="0"/>
-      <w:bCs w:val="0"/>
-      <w:color w:themeColor="accent1" w:themeShade="BF" w:val="365F91"/>
+      <w:rFonts w:ascii="Calibri" w:cs="Calibri" w:hAnsi="Calibri"/>
+      <w:b/>
+      <w:color w:val="1F3864"/>
+      <w:sz w:val="28"/>
+      <w:szCs w:val="28"/>
     </w:rPr>
   </w:style>
   <w:style w:customStyle="1" w:styleId="SourceCode" w:type="paragraph">
@@ -22369,6 +22589,32 @@
       <w:rFonts w:ascii="Consolas" w:cs="Consolas" w:hAnsi="Consolas"/>
       <w:sz w:val="18"/>
       <w:szCs w:val="18"/>
+    </w:rPr>
+  </w:style>
+  <w:style w:styleId="TOC1" w:type="paragraph">
+    <w:name w:val="TOC1"/>
+    <w:basedOn w:val="Normal"/>
+    <w:pPr>
+      <w:spacing w:after="40" w:before="100" w:line="240" w:lineRule="auto"/>
+    </w:pPr>
+    <w:rPr>
+      <w:rFonts w:ascii="Cambria" w:cs="Cambria" w:hAnsi="Cambria"/>
+      <w:b/>
+      <w:sz w:val="22"/>
+      <w:szCs w:val="22"/>
+    </w:rPr>
+  </w:style>
+  <w:style w:styleId="TOC2" w:type="paragraph">
+    <w:name w:val="TOC2"/>
+    <w:basedOn w:val="Normal"/>
+    <w:pPr>
+      <w:spacing w:after="40" w:before="0" w:line="240" w:lineRule="auto"/>
+      <w:ind w:left="220" w:right="120"/>
+    </w:pPr>
+    <w:rPr>
+      <w:rFonts w:ascii="Cambria" w:cs="Cambria" w:hAnsi="Cambria"/>
+      <w:sz w:val="21"/>
+      <w:szCs w:val="21"/>
     </w:rPr>
   </w:style>
   <w:style w:type="character" w:customStyle="1" w:styleId="KeywordTok">

--- a/education/docx/chapter03_redpanda.docx
+++ b/education/docx/chapter03_redpanda.docx
@@ -2,227 +2,11 @@
 <file path=word/document.xml><?xml version="1.0" encoding="utf-8"?>
 <w:document xmlns:w="http://schemas.openxmlformats.org/wordprocessingml/2006/main" xmlns:m="http://schemas.openxmlformats.org/officeDocument/2006/math" xmlns:r="http://schemas.openxmlformats.org/officeDocument/2006/relationships" xmlns:o="urn:schemas-microsoft-com:office:office" xmlns:v="urn:schemas-microsoft-com:vml" xmlns:w10="urn:schemas-microsoft-com:office:word" xmlns:a="http://schemas.openxmlformats.org/drawingml/2006/main" xmlns:pic="http://schemas.openxmlformats.org/drawingml/2006/picture" xmlns:wp="http://schemas.openxmlformats.org/drawingml/2006/wordprocessingDrawing">
   <w:body>
-    <w:sdt>
-      <w:sdtPr>
-        <w:docPartObj>
-          <w:docPartGallery w:val="Table of Contents"/>
-          <w:docPartUnique/>
-        </w:docPartObj>
-      </w:sdtPr>
-      <w:sdtContent>
-        <w:p>
-          <w:pPr>
-            <w:pStyle w:val="TOCHeading"/>
-          </w:pPr>
-          <w:r>
-            <w:t>Contents</w:t>
-          </w:r>
-        </w:p>
-        <w:p>
-          <w:pPr>
-            <w:pStyle w:val="TOC1"/>
-          </w:pPr>
-          <w:r>
-            <w:fldChar w:fldCharType="begin" w:dirty="true"/>
-            <w:instrText xml:space="preserve">TOC \o "1-2" \h \z \u</w:instrText>
-            <w:fldChar w:fldCharType="separate"/>
-          </w:r>
-          <w:hyperlink w:anchor="_Toc9001">
-            <w:r>
-              <w:t xml:space="preserve">Chapter 3 — Redpanda: A Replicated Log You Can Break and Heal</w:t>
-            </w:r>
-          </w:hyperlink>
-        </w:p>
-        <w:p>
-          <w:pPr>
-            <w:pStyle w:val="TOC2"/>
-          </w:pPr>
-          <w:hyperlink w:anchor="_Toc9002">
-            <w:r>
-              <w:t xml:space="preserve">Verified facts header</w:t>
-            </w:r>
-          </w:hyperlink>
-        </w:p>
-        <w:p>
-          <w:pPr>
-            <w:pStyle w:val="TOC2"/>
-          </w:pPr>
-          <w:hyperlink w:anchor="_Toc9003">
-            <w:r>
-              <w:t xml:space="preserve">What this chapter covers</w:t>
-            </w:r>
-          </w:hyperlink>
-        </w:p>
-        <w:p>
-          <w:pPr>
-            <w:pStyle w:val="TOC2"/>
-          </w:pPr>
-          <w:hyperlink w:anchor="_Toc9004">
-            <w:r>
-              <w:t xml:space="preserve">1. What Redpanda actually is</w:t>
-            </w:r>
-          </w:hyperlink>
-        </w:p>
-        <w:p>
-          <w:pPr>
-            <w:pStyle w:val="TOC2"/>
-          </w:pPr>
-          <w:hyperlink w:anchor="_Toc9005">
-            <w:r>
-              <w:t xml:space="preserve">2. Topics, partitions, offsets</w:t>
-            </w:r>
-          </w:hyperlink>
-        </w:p>
-        <w:p>
-          <w:pPr>
-            <w:pStyle w:val="TOC2"/>
-          </w:pPr>
-          <w:hyperlink w:anchor="_Toc9006">
-            <w:r>
-              <w:t xml:space="preserve">3. Replication and partition leadership</w:t>
-            </w:r>
-          </w:hyperlink>
-        </w:p>
-        <w:p>
-          <w:pPr>
-            <w:pStyle w:val="TOC2"/>
-          </w:pPr>
-          <w:hyperlink w:anchor="_Toc9007">
-            <w:r>
-              <w:t xml:space="preserve">4. Quorum: why three</w:t>
-            </w:r>
-          </w:hyperlink>
-        </w:p>
-        <w:p>
-          <w:pPr>
-            <w:pStyle w:val="TOC2"/>
-          </w:pPr>
-          <w:hyperlink w:anchor="_Toc9008">
-            <w:r>
-              <w:t xml:space="preserve">5. Why a StatefulSet, and why a headless Service</w:t>
-            </w:r>
-          </w:hyperlink>
-        </w:p>
-        <w:p>
-          <w:pPr>
-            <w:pStyle w:val="TOC2"/>
-          </w:pPr>
-          <w:hyperlink w:anchor="_Toc9009">
-            <w:r>
-              <w:t xml:space="preserve">6. The install — step by step</w:t>
-            </w:r>
-          </w:hyperlink>
-        </w:p>
-        <w:p>
-          <w:pPr>
-            <w:pStyle w:val="TOC2"/>
-          </w:pPr>
-          <w:hyperlink w:anchor="_Toc9010">
-            <w:r>
-              <w:t xml:space="preserve">7. Wiring up rpk</w:t>
-            </w:r>
-          </w:hyperlink>
-        </w:p>
-        <w:p>
-          <w:pPr>
-            <w:pStyle w:val="TOC2"/>
-          </w:pPr>
-          <w:hyperlink w:anchor="_Toc9011">
-            <w:r>
-              <w:t xml:space="preserve">8. Verified demos</w:t>
-            </w:r>
-          </w:hyperlink>
-        </w:p>
-        <w:p>
-          <w:pPr>
-            <w:pStyle w:val="TOC2"/>
-          </w:pPr>
-          <w:hyperlink w:anchor="_Toc9012">
-            <w:r>
-              <w:t xml:space="preserve">9. Failure drills</w:t>
-            </w:r>
-          </w:hyperlink>
-        </w:p>
-        <w:p>
-          <w:pPr>
-            <w:pStyle w:val="TOC2"/>
-          </w:pPr>
-          <w:hyperlink w:anchor="_Toc9013">
-            <w:r>
-              <w:t xml:space="preserve">10. Rolling restarts and upgrades — the routine task</w:t>
-            </w:r>
-          </w:hyperlink>
-        </w:p>
-        <w:p>
-          <w:pPr>
-            <w:pStyle w:val="TOC2"/>
-          </w:pPr>
-          <w:hyperlink w:anchor="_Toc9014">
-            <w:r>
-              <w:t xml:space="preserve">11. Where this sandbox differs from production</w:t>
-            </w:r>
-          </w:hyperlink>
-        </w:p>
-        <w:p>
-          <w:pPr>
-            <w:pStyle w:val="TOC2"/>
-          </w:pPr>
-          <w:hyperlink w:anchor="_Toc9015">
-            <w:r>
-              <w:t xml:space="preserve">12. Commands to know by heart</w:t>
-            </w:r>
-          </w:hyperlink>
-        </w:p>
-        <w:p>
-          <w:pPr>
-            <w:pStyle w:val="TOC2"/>
-          </w:pPr>
-          <w:hyperlink w:anchor="_Toc9016">
-            <w:r>
-              <w:t xml:space="preserve">13. Glossary</w:t>
-            </w:r>
-          </w:hyperlink>
-        </w:p>
-        <w:p>
-          <w:pPr>
-            <w:pStyle w:val="TOC2"/>
-          </w:pPr>
-          <w:hyperlink w:anchor="_Toc9017">
-            <w:r>
-              <w:t xml:space="preserve">14. Check yourself</w:t>
-            </w:r>
-          </w:hyperlink>
-        </w:p>
-        <w:p>
-          <w:pPr>
-            <w:pStyle w:val="TOC2"/>
-          </w:pPr>
-          <w:hyperlink w:anchor="_Toc9018">
-            <w:r>
-              <w:t xml:space="preserve">What’s next</w:t>
-            </w:r>
-          </w:hyperlink>
-          <w:r>
-            <w:fldChar w:fldCharType="end"/>
-          </w:r>
-        </w:p>
-        <w:p>
-          <w:pPr>
-            <w:spacing w:after="0"/>
-          </w:pPr>
-          <w:r>
-            <w:br w:type="page"/>
-          </w:r>
-        </w:p>
-      </w:sdtContent>
-    </w:sdt>
     <w:bookmarkStart w:id="70" w:name="Xb7152e26f179c3c1374c9bf2f60483956ca4189"/>
     <w:p>
       <w:pPr>
         <w:pStyle w:val="Heading1"/>
       </w:pPr>
-      <w:bookmarkStart w:id="9001" w:name="_Toc9001"/>
-      <w:bookmarkEnd w:id="9001"/>
       <w:r>
         <w:t xml:space="preserve">Chapter 3 — Redpanda: A Replicated Log You Can Break and Heal</w:t>
       </w:r>
@@ -314,8 +98,6 @@
       <w:pPr>
         <w:pStyle w:val="Heading2"/>
       </w:pPr>
-      <w:bookmarkStart w:id="9002" w:name="_Toc9002"/>
-      <w:bookmarkEnd w:id="9002"/>
       <w:r>
         <w:t xml:space="preserve">Verified facts header</w:t>
       </w:r>
@@ -818,8 +600,6 @@
       <w:pPr>
         <w:pStyle w:val="Heading2"/>
       </w:pPr>
-      <w:bookmarkStart w:id="9003" w:name="_Toc9003"/>
-      <w:bookmarkEnd w:id="9003"/>
       <w:r>
         <w:t xml:space="preserve">What this chapter covers</w:t>
       </w:r>
@@ -1052,8 +832,6 @@
       <w:pPr>
         <w:pStyle w:val="Heading2"/>
       </w:pPr>
-      <w:bookmarkStart w:id="9004" w:name="_Toc9004"/>
-      <w:bookmarkEnd w:id="9004"/>
       <w:r>
         <w:t xml:space="preserve">1. What Redpanda actually is</w:t>
       </w:r>
@@ -1273,8 +1051,6 @@
       <w:pPr>
         <w:pStyle w:val="Heading2"/>
       </w:pPr>
-      <w:bookmarkStart w:id="9005" w:name="_Toc9005"/>
-      <w:bookmarkEnd w:id="9005"/>
       <w:r>
         <w:t xml:space="preserve">2. Topics, partitions, offsets</w:t>
       </w:r>
@@ -3709,8 +3485,6 @@
       <w:pPr>
         <w:pStyle w:val="Heading2"/>
       </w:pPr>
-      <w:bookmarkStart w:id="9006" w:name="_Toc9006"/>
-      <w:bookmarkEnd w:id="9006"/>
       <w:r>
         <w:t xml:space="preserve">3. Replication and partition leadership</w:t>
       </w:r>
@@ -3883,8 +3657,6 @@
       <w:pPr>
         <w:pStyle w:val="Heading2"/>
       </w:pPr>
-      <w:bookmarkStart w:id="9007" w:name="_Toc9007"/>
-      <w:bookmarkEnd w:id="9007"/>
       <w:r>
         <w:t xml:space="preserve">4. Quorum: why three</w:t>
       </w:r>
@@ -4717,8 +4489,6 @@
       <w:pPr>
         <w:pStyle w:val="Heading2"/>
       </w:pPr>
-      <w:bookmarkStart w:id="9008" w:name="_Toc9008"/>
-      <w:bookmarkEnd w:id="9008"/>
       <w:r>
         <w:t xml:space="preserve">5. Why a StatefulSet, and why a headless Service</w:t>
       </w:r>
@@ -5877,8 +5647,6 @@
       <w:pPr>
         <w:pStyle w:val="Heading2"/>
       </w:pPr>
-      <w:bookmarkStart w:id="9009" w:name="_Toc9009"/>
-      <w:bookmarkEnd w:id="9009"/>
       <w:r>
         <w:t xml:space="preserve">6. The install — step by step</w:t>
       </w:r>
@@ -8457,8 +8225,6 @@
       <w:pPr>
         <w:pStyle w:val="Heading2"/>
       </w:pPr>
-      <w:bookmarkStart w:id="9010" w:name="_Toc9010"/>
-      <w:bookmarkEnd w:id="9010"/>
       <w:r>
         <w:t xml:space="preserve">7. Wiring up</w:t>
       </w:r>
@@ -10316,8 +10082,6 @@
       <w:pPr>
         <w:pStyle w:val="Heading2"/>
       </w:pPr>
-      <w:bookmarkStart w:id="9011" w:name="_Toc9011"/>
-      <w:bookmarkEnd w:id="9011"/>
       <w:r>
         <w:t xml:space="preserve">8. Verified demos</w:t>
       </w:r>
@@ -12858,8 +12622,6 @@
       <w:pPr>
         <w:pStyle w:val="Heading2"/>
       </w:pPr>
-      <w:bookmarkStart w:id="9012" w:name="_Toc9012"/>
-      <w:bookmarkEnd w:id="9012"/>
       <w:r>
         <w:t xml:space="preserve">9. Failure drills</w:t>
       </w:r>
@@ -16373,8 +16135,6 @@
       <w:pPr>
         <w:pStyle w:val="Heading2"/>
       </w:pPr>
-      <w:bookmarkStart w:id="9013" w:name="_Toc9013"/>
-      <w:bookmarkEnd w:id="9013"/>
       <w:r>
         <w:t xml:space="preserve">10. Rolling restarts and upgrades — the routine task</w:t>
       </w:r>
@@ -17892,8 +17652,6 @@
       <w:pPr>
         <w:pStyle w:val="Heading2"/>
       </w:pPr>
-      <w:bookmarkStart w:id="9014" w:name="_Toc9014"/>
-      <w:bookmarkEnd w:id="9014"/>
       <w:r>
         <w:t xml:space="preserve">11. Where this sandbox differs from production</w:t>
       </w:r>
@@ -18642,8 +18400,6 @@
       <w:pPr>
         <w:pStyle w:val="Heading2"/>
       </w:pPr>
-      <w:bookmarkStart w:id="9015" w:name="_Toc9015"/>
-      <w:bookmarkEnd w:id="9015"/>
       <w:r>
         <w:t xml:space="preserve">12. Commands to know by heart</w:t>
       </w:r>
@@ -19962,8 +19718,6 @@
       <w:pPr>
         <w:pStyle w:val="Heading2"/>
       </w:pPr>
-      <w:bookmarkStart w:id="9016" w:name="_Toc9016"/>
-      <w:bookmarkEnd w:id="9016"/>
       <w:r>
         <w:t xml:space="preserve">13. Glossary</w:t>
       </w:r>
@@ -20493,8 +20247,6 @@
       <w:pPr>
         <w:pStyle w:val="Heading2"/>
       </w:pPr>
-      <w:bookmarkStart w:id="9017" w:name="_Toc9017"/>
-      <w:bookmarkEnd w:id="9017"/>
       <w:r>
         <w:t xml:space="preserve">14. Check yourself</w:t>
       </w:r>
@@ -21348,8 +21100,6 @@
       <w:pPr>
         <w:pStyle w:val="Heading2"/>
       </w:pPr>
-      <w:bookmarkStart w:id="9018" w:name="_Toc9018"/>
-      <w:bookmarkEnd w:id="9018"/>
       <w:r>
         <w:t xml:space="preserve">What’s next</w:t>
       </w:r>
@@ -22565,17 +22315,21 @@
     </w:rPr>
   </w:style>
   <w:style w:styleId="TOCHeading" w:type="paragraph">
-    <w:name w:val="TOCHeading"/>
-    <w:basedOn w:val="Normal"/>
+    <w:name w:val="TOC Heading"/>
+    <w:basedOn w:val="Heading1"/>
+    <w:next w:val="BodyText"/>
+    <w:uiPriority w:val="39"/>
+    <w:unhideWhenUsed/>
+    <w:qFormat/>
     <w:pPr>
-      <w:spacing w:after="200" w:before="0" w:line="240" w:lineRule="auto"/>
+      <w:spacing w:before="240" w:line="259" w:lineRule="auto"/>
+      <w:outlineLvl w:val="9"/>
     </w:pPr>
     <w:rPr>
-      <w:rFonts w:ascii="Calibri" w:cs="Calibri" w:hAnsi="Calibri"/>
-      <w:b/>
-      <w:color w:val="1F3864"/>
-      <w:sz w:val="28"/>
-      <w:szCs w:val="28"/>
+      <w:rFonts w:asciiTheme="majorHAnsi" w:cstheme="majorBidi" w:eastAsiaTheme="majorEastAsia" w:hAnsiTheme="majorHAnsi"/>
+      <w:b w:val="0"/>
+      <w:bCs w:val="0"/>
+      <w:color w:themeColor="accent1" w:themeShade="BF" w:val="365F91"/>
     </w:rPr>
   </w:style>
   <w:style w:customStyle="1" w:styleId="SourceCode" w:type="paragraph">
@@ -22589,32 +22343,6 @@
       <w:rFonts w:ascii="Consolas" w:cs="Consolas" w:hAnsi="Consolas"/>
       <w:sz w:val="18"/>
       <w:szCs w:val="18"/>
-    </w:rPr>
-  </w:style>
-  <w:style w:styleId="TOC1" w:type="paragraph">
-    <w:name w:val="TOC1"/>
-    <w:basedOn w:val="Normal"/>
-    <w:pPr>
-      <w:spacing w:after="40" w:before="100" w:line="240" w:lineRule="auto"/>
-    </w:pPr>
-    <w:rPr>
-      <w:rFonts w:ascii="Cambria" w:cs="Cambria" w:hAnsi="Cambria"/>
-      <w:b/>
-      <w:sz w:val="22"/>
-      <w:szCs w:val="22"/>
-    </w:rPr>
-  </w:style>
-  <w:style w:styleId="TOC2" w:type="paragraph">
-    <w:name w:val="TOC2"/>
-    <w:basedOn w:val="Normal"/>
-    <w:pPr>
-      <w:spacing w:after="40" w:before="0" w:line="240" w:lineRule="auto"/>
-      <w:ind w:left="220" w:right="120"/>
-    </w:pPr>
-    <w:rPr>
-      <w:rFonts w:ascii="Cambria" w:cs="Cambria" w:hAnsi="Cambria"/>
-      <w:sz w:val="21"/>
-      <w:szCs w:val="21"/>
     </w:rPr>
   </w:style>
   <w:style w:type="character" w:customStyle="1" w:styleId="KeywordTok">

--- a/education/docx/chapter03_redpanda.docx
+++ b/education/docx/chapter03_redpanda.docx
@@ -560,15 +560,33 @@
         <w:t xml:space="preserve">.112 / .144 / .114</w:t>
       </w:r>
       <w:r>
-        <w:t xml:space="preserve">). That is not an erratum, it is the point of §5: the stable</w:t>
-      </w:r>
-      <w:r>
-        <w:t xml:space="preserve"> </w:t>
-      </w:r>
-      <w:r>
+        <w:t xml:space="preserve">). That is not an erratum, it is the point of §5:</w:t>
+      </w:r>
+      <w:r>
+        <w:t xml:space="preserve"> </w:t>
+      </w:r>
+      <w:r>
+        <w:rPr>
+          <w:rStyle w:val="Key"/>
+        </w:rPr>
+        <w:t xml:space="preserve">the stable</w:t>
+      </w:r>
+      <w:r>
+        <w:rPr>
+          <w:rStyle w:val="Key"/>
+        </w:rPr>
+        <w:t xml:space="preserve"> </w:t>
+      </w:r>
+      <w:r>
+        <w:rPr>
+          <w:rStyle w:val="Key"/>
+        </w:rPr>
         <w:t xml:space="preserve">identity of a broker is its DNS name</w:t>
       </w:r>
       <w:r>
+        <w:rPr>
+          <w:rStyle w:val="Key"/>
+        </w:rPr>
         <w:t xml:space="preserve"> </w:t>
       </w:r>
       <w:r>
@@ -578,12 +596,21 @@
         <w:t xml:space="preserve">redpanda-0.redpanda.redpanda.svc.cluster.local</w:t>
       </w:r>
       <w:r>
+        <w:rPr>
+          <w:rStyle w:val="Key"/>
+        </w:rPr>
         <w:t xml:space="preserve">, never its</w:t>
       </w:r>
       <w:r>
-        <w:t xml:space="preserve"> </w:t>
-      </w:r>
-      <w:r>
+        <w:rPr>
+          <w:rStyle w:val="Key"/>
+        </w:rPr>
+        <w:t xml:space="preserve"> </w:t>
+      </w:r>
+      <w:r>
+        <w:rPr>
+          <w:rStyle w:val="Key"/>
+        </w:rPr>
         <w:t xml:space="preserve">address. Any command you write against a pod IP is correct for about as long as the pod lives.</w:t>
       </w:r>
     </w:p>
@@ -887,18 +914,28 @@
       </w:pPr>
       <w:r>
         <w:rPr>
+          <w:rStyle w:val="Key"/>
           <w:b/>
           <w:bCs/>
         </w:rPr>
         <w:t xml:space="preserve">A single C++ binary. No JVM</w:t>
       </w:r>
       <w:r>
+        <w:rPr>
+          <w:rStyle w:val="Key"/>
+        </w:rPr>
         <w:t xml:space="preserve">, so no garbage collector and no GC pauses. This is the reason</w:t>
       </w:r>
       <w:r>
-        <w:t xml:space="preserve"> </w:t>
-      </w:r>
-      <w:r>
+        <w:rPr>
+          <w:rStyle w:val="Key"/>
+        </w:rPr>
+        <w:t xml:space="preserve"> </w:t>
+      </w:r>
+      <w:r>
+        <w:rPr>
+          <w:rStyle w:val="Key"/>
+        </w:rPr>
         <w:t xml:space="preserve">trading firms look at it — GC pauses are tail-latency events, and tail latency is what hurts.</w:t>
       </w:r>
     </w:p>
@@ -1017,24 +1054,51 @@
         <w:t xml:space="preserve"> </w:t>
       </w:r>
       <w:r>
-        <w:t xml:space="preserve">operations. For market data and order flow, tail latency and operational simplicity are exactly the</w:t>
-      </w:r>
-      <w:r>
-        <w:t xml:space="preserve"> </w:t>
-      </w:r>
-      <w:r>
+        <w:t xml:space="preserve">operations.</w:t>
+      </w:r>
+      <w:r>
+        <w:t xml:space="preserve"> </w:t>
+      </w:r>
+      <w:r>
+        <w:rPr>
+          <w:rStyle w:val="Key"/>
+        </w:rPr>
+        <w:t xml:space="preserve">For market data and order flow, tail latency and operational simplicity are exactly the</w:t>
+      </w:r>
+      <w:r>
+        <w:rPr>
+          <w:rStyle w:val="Key"/>
+        </w:rPr>
+        <w:t xml:space="preserve"> </w:t>
+      </w:r>
+      <w:r>
+        <w:rPr>
+          <w:rStyle w:val="Key"/>
+        </w:rPr>
         <w:t xml:space="preserve">axes that matter. Saying</w:t>
       </w:r>
       <w:r>
-        <w:t xml:space="preserve"> </w:t>
-      </w:r>
-      <w:r>
+        <w:rPr>
+          <w:rStyle w:val="Key"/>
+        </w:rPr>
+        <w:t xml:space="preserve"> </w:t>
+      </w:r>
+      <w:r>
+        <w:rPr>
+          <w:rStyle w:val="Key"/>
+        </w:rPr>
         <w:t xml:space="preserve">“Kafka is worse”</w:t>
       </w:r>
       <w:r>
-        <w:t xml:space="preserve"> </w:t>
-      </w:r>
-      <w:r>
+        <w:rPr>
+          <w:rStyle w:val="Key"/>
+        </w:rPr>
+        <w:t xml:space="preserve"> </w:t>
+      </w:r>
+      <w:r>
+        <w:rPr>
+          <w:rStyle w:val="Key"/>
+        </w:rPr>
         <w:t xml:space="preserve">is a weaker answer than naming the trade-off.</w:t>
       </w:r>
     </w:p>
@@ -1223,6 +1287,7 @@
       </w:pPr>
       <w:r>
         <w:rPr>
+          <w:rStyle w:val="Key"/>
           <w:b/>
           <w:bCs/>
         </w:rPr>
@@ -1230,13 +1295,15 @@
       </w:r>
       <w:r>
         <w:rPr>
-          <w:b/>
-          <w:bCs/>
-        </w:rPr>
-        <w:t xml:space="preserve"> </w:t>
-      </w:r>
-      <w:r>
-        <w:rPr>
+          <w:rStyle w:val="Key"/>
+          <w:b/>
+          <w:bCs/>
+        </w:rPr>
+        <w:t xml:space="preserve"> </w:t>
+      </w:r>
+      <w:r>
+        <w:rPr>
+          <w:rStyle w:val="Key"/>
           <w:b/>
           <w:bCs/>
           <w:i/>
@@ -1246,28 +1313,42 @@
       </w:r>
       <w:r>
         <w:rPr>
-          <w:b/>
-          <w:bCs/>
-        </w:rPr>
-        <w:t xml:space="preserve"> </w:t>
-      </w:r>
-      <w:r>
-        <w:rPr>
+          <w:rStyle w:val="Key"/>
+          <w:b/>
+          <w:bCs/>
+        </w:rPr>
+        <w:t xml:space="preserve"> </w:t>
+      </w:r>
+      <w:r>
+        <w:rPr>
+          <w:rStyle w:val="Key"/>
           <w:b/>
           <w:bCs/>
         </w:rPr>
         <w:t xml:space="preserve">a partition and nowhere else.</w:t>
       </w:r>
       <w:r>
-        <w:t xml:space="preserve"> </w:t>
-      </w:r>
-      <w:r>
+        <w:rPr>
+          <w:rStyle w:val="Key"/>
+        </w:rPr>
+        <w:t xml:space="preserve"> </w:t>
+      </w:r>
+      <w:r>
+        <w:rPr>
+          <w:rStyle w:val="Key"/>
+        </w:rPr>
         <w:t xml:space="preserve">There is no global order across</w:t>
       </w:r>
       <w:r>
-        <w:t xml:space="preserve"> </w:t>
-      </w:r>
-      <w:r>
+        <w:rPr>
+          <w:rStyle w:val="Key"/>
+        </w:rPr>
+        <w:t xml:space="preserve"> </w:t>
+      </w:r>
+      <w:r>
+        <w:rPr>
+          <w:rStyle w:val="Key"/>
+        </w:rPr>
         <w:t xml:space="preserve">a topic.</w:t>
       </w:r>
     </w:p>
@@ -1538,46 +1619,89 @@
         <w:pStyle w:val="BodyText"/>
       </w:pPr>
       <w:r>
-        <w:t xml:space="preserve">Three hundred records and it never switched. So</w:t>
-      </w:r>
-      <w:r>
-        <w:t xml:space="preserve"> </w:t>
-      </w:r>
-      <w:r>
+        <w:t xml:space="preserve">Three hundred records and it never switched.</w:t>
+      </w:r>
+      <w:r>
+        <w:t xml:space="preserve"> </w:t>
+      </w:r>
+      <w:r>
+        <w:rPr>
+          <w:rStyle w:val="Key"/>
+        </w:rPr>
+        <w:t xml:space="preserve">So</w:t>
+      </w:r>
+      <w:r>
+        <w:rPr>
+          <w:rStyle w:val="Key"/>
+        </w:rPr>
+        <w:t xml:space="preserve"> </w:t>
+      </w:r>
+      <w:r>
+        <w:rPr>
+          <w:rStyle w:val="Key"/>
+        </w:rPr>
         <w:t xml:space="preserve">“unkeyed spreads your data evenly”</w:t>
       </w:r>
       <w:r>
-        <w:t xml:space="preserve"> </w:t>
-      </w:r>
-      <w:r>
+        <w:rPr>
+          <w:rStyle w:val="Key"/>
+        </w:rPr>
+        <w:t xml:space="preserve"> </w:t>
+      </w:r>
+      <w:r>
+        <w:rPr>
+          <w:rStyle w:val="Key"/>
+        </w:rPr>
         <w:t xml:space="preserve">is false at</w:t>
       </w:r>
       <w:r>
-        <w:t xml:space="preserve"> </w:t>
-      </w:r>
-      <w:r>
+        <w:rPr>
+          <w:rStyle w:val="Key"/>
+        </w:rPr>
+        <w:t xml:space="preserve"> </w:t>
+      </w:r>
+      <w:r>
+        <w:rPr>
+          <w:rStyle w:val="Key"/>
+        </w:rPr>
         <w:t xml:space="preserve">small scale. Each</w:t>
       </w:r>
       <w:r>
-        <w:t xml:space="preserve"> </w:t>
-      </w:r>
-      <w:r>
-        <w:rPr>
+        <w:rPr>
+          <w:rStyle w:val="Key"/>
+        </w:rPr>
+        <w:t xml:space="preserve"> </w:t>
+      </w:r>
+      <w:r>
+        <w:rPr>
+          <w:rStyle w:val="Key"/>
           <w:i/>
           <w:iCs/>
         </w:rPr>
         <w:t xml:space="preserve">producer session</w:t>
       </w:r>
       <w:r>
-        <w:t xml:space="preserve"> </w:t>
-      </w:r>
-      <w:r>
+        <w:rPr>
+          <w:rStyle w:val="Key"/>
+        </w:rPr>
+        <w:t xml:space="preserve"> </w:t>
+      </w:r>
+      <w:r>
+        <w:rPr>
+          <w:rStyle w:val="Key"/>
+        </w:rPr>
         <w:t xml:space="preserve">effectively picks a partition. Spread emerges across many</w:t>
       </w:r>
       <w:r>
-        <w:t xml:space="preserve"> </w:t>
-      </w:r>
-      <w:r>
+        <w:rPr>
+          <w:rStyle w:val="Key"/>
+        </w:rPr>
+        <w:t xml:space="preserve"> </w:t>
+      </w:r>
+      <w:r>
+        <w:rPr>
+          <w:rStyle w:val="Key"/>
+        </w:rPr>
         <w:t xml:space="preserve">producers and long-running ones, not within a single burst.</w:t>
       </w:r>
     </w:p>
@@ -1724,28 +1848,53 @@
       </w:pPr>
       <w:r>
         <w:rPr>
+          <w:rStyle w:val="Key"/>
           <w:b/>
           <w:bCs/>
         </w:rPr>
         <w:t xml:space="preserve">The bug is invisible in development.</w:t>
       </w:r>
       <w:r>
-        <w:t xml:space="preserve"> </w:t>
-      </w:r>
-      <w:r>
+        <w:rPr>
+          <w:rStyle w:val="Key"/>
+        </w:rPr>
+        <w:t xml:space="preserve"> </w:t>
+      </w:r>
+      <w:r>
+        <w:rPr>
+          <w:rStyle w:val="Key"/>
+        </w:rPr>
         <w:t xml:space="preserve">Your test producer sends 50 unkeyed records, the sticky</w:t>
       </w:r>
       <w:r>
-        <w:t xml:space="preserve"> </w:t>
-      </w:r>
-      <w:r>
+        <w:rPr>
+          <w:rStyle w:val="Key"/>
+        </w:rPr>
+        <w:t xml:space="preserve"> </w:t>
+      </w:r>
+      <w:r>
+        <w:rPr>
+          <w:rStyle w:val="Key"/>
+        </w:rPr>
         <w:t xml:space="preserve">partitioner puts all 50 in one partition, one consumer reads them in perfect order, and every</w:t>
       </w:r>
       <w:r>
-        <w:t xml:space="preserve"> </w:t>
-      </w:r>
-      <w:r>
-        <w:t xml:space="preserve">test passes. In production, with many producers and long-lived sessions, records spread across</w:t>
+        <w:rPr>
+          <w:rStyle w:val="Key"/>
+        </w:rPr>
+        <w:t xml:space="preserve"> </w:t>
+      </w:r>
+      <w:r>
+        <w:rPr>
+          <w:rStyle w:val="Key"/>
+        </w:rPr>
+        <w:t xml:space="preserve">test passes.</w:t>
+      </w:r>
+      <w:r>
+        <w:t xml:space="preserve"> </w:t>
+      </w:r>
+      <w:r>
+        <w:t xml:space="preserve">In production, with many producers and long-lived sessions, records spread across</w:t>
       </w:r>
       <w:r>
         <w:t xml:space="preserve"> </w:t>
@@ -2218,37 +2367,60 @@
       </w:pPr>
       <w:r>
         <w:rPr>
+          <w:rStyle w:val="Key"/>
           <w:b/>
           <w:bCs/>
         </w:rPr>
         <w:t xml:space="preserve">The rule:</w:t>
       </w:r>
       <w:r>
-        <w:t xml:space="preserve"> </w:t>
-      </w:r>
-      <w:r>
+        <w:rPr>
+          <w:rStyle w:val="Key"/>
+        </w:rPr>
+        <w:t xml:space="preserve"> </w:t>
+      </w:r>
+      <w:r>
+        <w:rPr>
+          <w:rStyle w:val="Key"/>
+        </w:rPr>
         <w:t xml:space="preserve">key by whatever must stay ordered — account, instrument, order ID — and understand</w:t>
       </w:r>
       <w:r>
-        <w:t xml:space="preserve"> </w:t>
-      </w:r>
-      <w:r>
+        <w:rPr>
+          <w:rStyle w:val="Key"/>
+        </w:rPr>
+        <w:t xml:space="preserve"> </w:t>
+      </w:r>
+      <w:r>
+        <w:rPr>
+          <w:rStyle w:val="Key"/>
+        </w:rPr>
         <w:t xml:space="preserve">that this choice simultaneously decides your parallelism ceiling</w:t>
       </w:r>
       <w:r>
-        <w:t xml:space="preserve"> </w:t>
-      </w:r>
-      <w:r>
-        <w:rPr>
+        <w:rPr>
+          <w:rStyle w:val="Key"/>
+        </w:rPr>
+        <w:t xml:space="preserve"> </w:t>
+      </w:r>
+      <w:r>
+        <w:rPr>
+          <w:rStyle w:val="Key"/>
           <w:i/>
           <w:iCs/>
         </w:rPr>
         <w:t xml:space="preserve">and</w:t>
       </w:r>
       <w:r>
-        <w:t xml:space="preserve"> </w:t>
-      </w:r>
-      <w:r>
+        <w:rPr>
+          <w:rStyle w:val="Key"/>
+        </w:rPr>
+        <w:t xml:space="preserve"> </w:t>
+      </w:r>
+      <w:r>
+        <w:rPr>
+          <w:rStyle w:val="Key"/>
+        </w:rPr>
         <w:t xml:space="preserve">your hot-spot risk.</w:t>
       </w:r>
     </w:p>
@@ -2313,18 +2485,39 @@
         <w:t xml:space="preserve">hash(key) % partition_count</w:t>
       </w:r>
       <w:r>
-        <w:t xml:space="preserve">. Change the divisor and every key is</w:t>
-      </w:r>
-      <w:r>
-        <w:t xml:space="preserve"> </w:t>
-      </w:r>
-      <w:r>
+        <w:t xml:space="preserve">.</w:t>
+      </w:r>
+      <w:r>
+        <w:t xml:space="preserve"> </w:t>
+      </w:r>
+      <w:r>
+        <w:rPr>
+          <w:rStyle w:val="Key"/>
+        </w:rPr>
+        <w:t xml:space="preserve">Change the divisor and every key is</w:t>
+      </w:r>
+      <w:r>
+        <w:rPr>
+          <w:rStyle w:val="Key"/>
+        </w:rPr>
+        <w:t xml:space="preserve"> </w:t>
+      </w:r>
+      <w:r>
+        <w:rPr>
+          <w:rStyle w:val="Key"/>
+        </w:rPr>
         <w:t xml:space="preserve">re-evaluated. This is the single most damaging thing you can do to a keyed topic, and it takes one</w:t>
       </w:r>
       <w:r>
-        <w:t xml:space="preserve"> </w:t>
-      </w:r>
-      <w:r>
+        <w:rPr>
+          <w:rStyle w:val="Key"/>
+        </w:rPr>
+        <w:t xml:space="preserve"> </w:t>
+      </w:r>
+      <w:r>
+        <w:rPr>
+          <w:rStyle w:val="Key"/>
+        </w:rPr>
         <w:t xml:space="preserve">command.</w:t>
       </w:r>
     </w:p>
@@ -2807,15 +3000,33 @@
         <w:t xml:space="preserve"> </w:t>
       </w:r>
       <w:r>
-        <w:t xml:space="preserve">— a consumer assigned to that</w:t>
-      </w:r>
-      <w:r>
-        <w:t xml:space="preserve"> </w:t>
-      </w:r>
-      <w:r>
+        <w:t xml:space="preserve">—</w:t>
+      </w:r>
+      <w:r>
+        <w:t xml:space="preserve"> </w:t>
+      </w:r>
+      <w:r>
+        <w:rPr>
+          <w:rStyle w:val="Key"/>
+        </w:rPr>
+        <w:t xml:space="preserve">a consumer assigned to that</w:t>
+      </w:r>
+      <w:r>
+        <w:rPr>
+          <w:rStyle w:val="Key"/>
+        </w:rPr>
+        <w:t xml:space="preserve"> </w:t>
+      </w:r>
+      <w:r>
+        <w:rPr>
+          <w:rStyle w:val="Key"/>
+        </w:rPr>
         <w:t xml:space="preserve">partition sees a fill as the first thing it has ever heard about the order, with no</w:t>
       </w:r>
       <w:r>
+        <w:rPr>
+          <w:rStyle w:val="Key"/>
+        </w:rPr>
         <w:t xml:space="preserve"> </w:t>
       </w:r>
       <w:r>
@@ -2825,22 +3036,38 @@
         <w:t xml:space="preserve">NEW</w:t>
       </w:r>
       <w:r>
-        <w:t xml:space="preserve"> </w:t>
-      </w:r>
-      <w:r>
+        <w:rPr>
+          <w:rStyle w:val="Key"/>
+        </w:rPr>
+        <w:t xml:space="preserve"> </w:t>
+      </w:r>
+      <w:r>
+        <w:rPr>
+          <w:rStyle w:val="Key"/>
+        </w:rPr>
         <w:t xml:space="preserve">preceding</w:t>
       </w:r>
       <w:r>
-        <w:t xml:space="preserve"> </w:t>
-      </w:r>
-      <w:r>
+        <w:rPr>
+          <w:rStyle w:val="Key"/>
+        </w:rPr>
+        <w:t xml:space="preserve"> </w:t>
+      </w:r>
+      <w:r>
+        <w:rPr>
+          <w:rStyle w:val="Key"/>
+        </w:rPr>
         <w:t xml:space="preserve">it.</w:t>
       </w:r>
       <w:r>
-        <w:t xml:space="preserve"> </w:t>
-      </w:r>
-      <w:r>
-        <w:rPr>
+        <w:rPr>
+          <w:rStyle w:val="Key"/>
+        </w:rPr>
+        <w:t xml:space="preserve"> </w:t>
+      </w:r>
+      <w:r>
+        <w:rPr>
+          <w:rStyle w:val="Key"/>
           <w:b/>
           <w:bCs/>
         </w:rPr>
@@ -2933,18 +3160,28 @@
       </w:pPr>
       <w:r>
         <w:rPr>
+          <w:rStyle w:val="Key"/>
           <w:b/>
           <w:bCs/>
         </w:rPr>
         <w:t xml:space="preserve">It is silent.</w:t>
       </w:r>
       <w:r>
-        <w:t xml:space="preserve"> </w:t>
-      </w:r>
-      <w:r>
+        <w:rPr>
+          <w:rStyle w:val="Key"/>
+        </w:rPr>
+        <w:t xml:space="preserve"> </w:t>
+      </w:r>
+      <w:r>
+        <w:rPr>
+          <w:rStyle w:val="Key"/>
+        </w:rPr>
         <w:t xml:space="preserve">No error, no failed write, no warning.</w:t>
       </w:r>
       <w:r>
+        <w:rPr>
+          <w:rStyle w:val="Key"/>
+        </w:rPr>
         <w:t xml:space="preserve"> </w:t>
       </w:r>
       <w:r>
@@ -2954,12 +3191,21 @@
         <w:t xml:space="preserve">rpk cluster health</w:t>
       </w:r>
       <w:r>
-        <w:t xml:space="preserve"> </w:t>
-      </w:r>
-      <w:r>
+        <w:rPr>
+          <w:rStyle w:val="Key"/>
+        </w:rPr>
+        <w:t xml:space="preserve"> </w:t>
+      </w:r>
+      <w:r>
+        <w:rPr>
+          <w:rStyle w:val="Key"/>
+        </w:rPr>
         <w:t xml:space="preserve">still reports</w:t>
       </w:r>
       <w:r>
+        <w:rPr>
+          <w:rStyle w:val="Key"/>
+        </w:rPr>
         <w:t xml:space="preserve"> </w:t>
       </w:r>
       <w:r>
@@ -2969,6 +3215,9 @@
         <w:t xml:space="preserve">Healthy: true</w:t>
       </w:r>
       <w:r>
+        <w:rPr>
+          <w:rStyle w:val="Key"/>
+        </w:rPr>
         <w:t xml:space="preserve">. Producers notice nothing. No metric moves.</w:t>
       </w:r>
     </w:p>
@@ -3204,26 +3453,48 @@
         <w:t xml:space="preserve"> </w:t>
       </w:r>
       <w:r>
+        <w:rPr>
+          <w:rStyle w:val="Key"/>
+        </w:rPr>
         <w:t xml:space="preserve">On an unkeyed topic, fine. On a keyed topic carrying order state,</w:t>
       </w:r>
       <w:r>
-        <w:t xml:space="preserve"> </w:t>
-      </w:r>
-      <w:r>
-        <w:rPr>
+        <w:rPr>
+          <w:rStyle w:val="Key"/>
+        </w:rPr>
+        <w:t xml:space="preserve"> </w:t>
+      </w:r>
+      <w:r>
+        <w:rPr>
+          <w:rStyle w:val="Key"/>
           <w:b/>
           <w:bCs/>
         </w:rPr>
         <w:t xml:space="preserve">no</w:t>
       </w:r>
       <w:r>
+        <w:rPr>
+          <w:rStyle w:val="Key"/>
+        </w:rPr>
         <w:t xml:space="preserve">, not without</w:t>
       </w:r>
       <w:r>
-        <w:t xml:space="preserve"> </w:t>
-      </w:r>
-      <w:r>
-        <w:t xml:space="preserve">a migration plan, because you would break per-key ordering for about half your keys. This is also</w:t>
+        <w:rPr>
+          <w:rStyle w:val="Key"/>
+        </w:rPr>
+        <w:t xml:space="preserve"> </w:t>
+      </w:r>
+      <w:r>
+        <w:rPr>
+          <w:rStyle w:val="Key"/>
+        </w:rPr>
+        <w:t xml:space="preserve">a migration plan, because you would break per-key ordering for about half your keys.</w:t>
+      </w:r>
+      <w:r>
+        <w:t xml:space="preserve"> </w:t>
+      </w:r>
+      <w:r>
+        <w:t xml:space="preserve">This is also</w:t>
       </w:r>
       <w:r>
         <w:t xml:space="preserve"> </w:t>
@@ -3339,19 +3610,38 @@
         <w:t xml:space="preserve"> </w:t>
       </w:r>
       <w:r>
-        <w:t xml:space="preserve">alphabetically. The log</w:t>
-      </w:r>
-      <w:r>
-        <w:t xml:space="preserve"> </w:t>
-      </w:r>
-      <w:r>
+        <w:t xml:space="preserve">alphabetically.</w:t>
+      </w:r>
+      <w:r>
+        <w:t xml:space="preserve"> </w:t>
+      </w:r>
+      <w:r>
+        <w:rPr>
+          <w:rStyle w:val="Key"/>
+        </w:rPr>
+        <w:t xml:space="preserve">The log</w:t>
+      </w:r>
+      <w:r>
+        <w:rPr>
+          <w:rStyle w:val="Key"/>
+        </w:rPr>
+        <w:t xml:space="preserve"> </w:t>
+      </w:r>
+      <w:r>
+        <w:rPr>
+          <w:rStyle w:val="Key"/>
+        </w:rPr>
         <w:t xml:space="preserve">itself was always correct — offsets 0, 1, 2 in the right order.</w:t>
       </w:r>
       <w:r>
-        <w:t xml:space="preserve"> </w:t>
-      </w:r>
-      <w:r>
-        <w:rPr>
+        <w:rPr>
+          <w:rStyle w:val="Key"/>
+        </w:rPr>
+        <w:t xml:space="preserve"> </w:t>
+      </w:r>
+      <w:r>
+        <w:rPr>
+          <w:rStyle w:val="Key"/>
           <w:b/>
           <w:bCs/>
         </w:rPr>
@@ -3436,15 +3726,33 @@
         <w:t xml:space="preserve"> </w:t>
       </w:r>
       <w:r>
-        <w:t xml:space="preserve">any ordering complaint. A view merged across partitions has no meaningful order at all, and neither</w:t>
-      </w:r>
-      <w:r>
-        <w:t xml:space="preserve"> </w:t>
-      </w:r>
-      <w:r>
+        <w:t xml:space="preserve">any ordering complaint.</w:t>
+      </w:r>
+      <w:r>
+        <w:t xml:space="preserve"> </w:t>
+      </w:r>
+      <w:r>
+        <w:rPr>
+          <w:rStyle w:val="Key"/>
+        </w:rPr>
+        <w:t xml:space="preserve">A view merged across partitions has no meaningful order at all, and neither</w:t>
+      </w:r>
+      <w:r>
+        <w:rPr>
+          <w:rStyle w:val="Key"/>
+        </w:rPr>
+        <w:t xml:space="preserve"> </w:t>
+      </w:r>
+      <w:r>
+        <w:rPr>
+          <w:rStyle w:val="Key"/>
+        </w:rPr>
         <w:t xml:space="preserve">does anything you have piped through</w:t>
       </w:r>
       <w:r>
+        <w:rPr>
+          <w:rStyle w:val="Key"/>
+        </w:rPr>
         <w:t xml:space="preserve"> </w:t>
       </w:r>
       <w:r>
@@ -3454,6 +3762,9 @@
         <w:t xml:space="preserve">sort</w:t>
       </w:r>
       <w:r>
+        <w:rPr>
+          <w:rStyle w:val="Key"/>
+        </w:rPr>
         <w:t xml:space="preserve">.</w:t>
       </w:r>
     </w:p>
@@ -3598,26 +3909,48 @@
         <w:pStyle w:val="FirstParagraph"/>
       </w:pPr>
       <w:r>
+        <w:rPr>
+          <w:rStyle w:val="Key"/>
+        </w:rPr>
         <w:t xml:space="preserve">A topic with 6 partitions at RF 3 has</w:t>
       </w:r>
       <w:r>
-        <w:t xml:space="preserve"> </w:t>
-      </w:r>
-      <w:r>
-        <w:rPr>
+        <w:rPr>
+          <w:rStyle w:val="Key"/>
+        </w:rPr>
+        <w:t xml:space="preserve"> </w:t>
+      </w:r>
+      <w:r>
+        <w:rPr>
+          <w:rStyle w:val="Key"/>
           <w:b/>
           <w:bCs/>
         </w:rPr>
         <w:t xml:space="preserve">18 replicas and 6 independent Raft groups</w:t>
       </w:r>
       <w:r>
+        <w:rPr>
+          <w:rStyle w:val="Key"/>
+        </w:rPr>
         <w:t xml:space="preserve">, with each</w:t>
       </w:r>
       <w:r>
-        <w:t xml:space="preserve"> </w:t>
-      </w:r>
-      <w:r>
-        <w:t xml:space="preserve">broker holding 6 replicas and leading 2 on average. So when a broker dies you do not see</w:t>
+        <w:rPr>
+          <w:rStyle w:val="Key"/>
+        </w:rPr>
+        <w:t xml:space="preserve"> </w:t>
+      </w:r>
+      <w:r>
+        <w:rPr>
+          <w:rStyle w:val="Key"/>
+        </w:rPr>
+        <w:t xml:space="preserve">broker holding 6 replicas and leading 2 on average.</w:t>
+      </w:r>
+      <w:r>
+        <w:t xml:space="preserve"> </w:t>
+      </w:r>
+      <w:r>
+        <w:t xml:space="preserve">So when a broker dies you do not see</w:t>
       </w:r>
       <w:r>
         <w:t xml:space="preserve"> </w:t>
@@ -4186,22 +4519,41 @@
       </w:pPr>
       <w:r>
         <w:rPr>
+          <w:rStyle w:val="Key"/>
           <w:b/>
           <w:bCs/>
         </w:rPr>
         <w:t xml:space="preserve">Refusing writes is correct behaviour, not a bug.</w:t>
       </w:r>
       <w:r>
-        <w:t xml:space="preserve"> </w:t>
-      </w:r>
-      <w:r>
+        <w:rPr>
+          <w:rStyle w:val="Key"/>
+        </w:rPr>
+        <w:t xml:space="preserve"> </w:t>
+      </w:r>
+      <w:r>
+        <w:rPr>
+          <w:rStyle w:val="Key"/>
+        </w:rPr>
         <w:t xml:space="preserve">A lone survivor cannot prove that a write it</w:t>
       </w:r>
       <w:r>
-        <w:t xml:space="preserve"> </w:t>
-      </w:r>
-      <w:r>
-        <w:t xml:space="preserve">accepts would survive, so accepting one risks silently losing an acknowledged order. Halting is the</w:t>
+        <w:rPr>
+          <w:rStyle w:val="Key"/>
+        </w:rPr>
+        <w:t xml:space="preserve"> </w:t>
+      </w:r>
+      <w:r>
+        <w:rPr>
+          <w:rStyle w:val="Key"/>
+        </w:rPr>
+        <w:t xml:space="preserve">accepts would survive, so accepting one risks silently losing an acknowledged order.</w:t>
+      </w:r>
+      <w:r>
+        <w:t xml:space="preserve"> </w:t>
+      </w:r>
+      <w:r>
+        <w:t xml:space="preserve">Halting is the</w:t>
       </w:r>
       <w:r>
         <w:t xml:space="preserve"> </w:t>
@@ -4237,35 +4589,66 @@
         <w:t xml:space="preserve"> </w:t>
       </w:r>
       <w:r>
+        <w:rPr>
+          <w:rStyle w:val="Key"/>
+        </w:rPr>
         <w:t xml:space="preserve">A majority of two is still two, so a two-broker cluster gives you a</w:t>
       </w:r>
       <w:r>
-        <w:t xml:space="preserve"> </w:t>
-      </w:r>
-      <w:r>
+        <w:rPr>
+          <w:rStyle w:val="Key"/>
+        </w:rPr>
+        <w:t xml:space="preserve"> </w:t>
+      </w:r>
+      <w:r>
+        <w:rPr>
+          <w:rStyle w:val="Key"/>
+        </w:rPr>
         <w:t xml:space="preserve">second copy of the data and</w:t>
       </w:r>
       <w:r>
-        <w:t xml:space="preserve"> </w:t>
-      </w:r>
-      <w:r>
-        <w:rPr>
+        <w:rPr>
+          <w:rStyle w:val="Key"/>
+        </w:rPr>
+        <w:t xml:space="preserve"> </w:t>
+      </w:r>
+      <w:r>
+        <w:rPr>
+          <w:rStyle w:val="Key"/>
           <w:b/>
           <w:bCs/>
         </w:rPr>
         <w:t xml:space="preserve">zero</w:t>
       </w:r>
       <w:r>
-        <w:t xml:space="preserve"> </w:t>
-      </w:r>
-      <w:r>
+        <w:rPr>
+          <w:rStyle w:val="Key"/>
+        </w:rPr>
+        <w:t xml:space="preserve"> </w:t>
+      </w:r>
+      <w:r>
+        <w:rPr>
+          <w:rStyle w:val="Key"/>
+        </w:rPr>
         <w:t xml:space="preserve">fault tolerance. Odd numbers buy availability: 3 survives one</w:t>
       </w:r>
       <w:r>
-        <w:t xml:space="preserve"> </w:t>
-      </w:r>
-      <w:r>
-        <w:t xml:space="preserve">failure, 5 survives two. Going 3 → 4 costs a machine and improves nothing, because a majority of</w:t>
+        <w:rPr>
+          <w:rStyle w:val="Key"/>
+        </w:rPr>
+        <w:t xml:space="preserve"> </w:t>
+      </w:r>
+      <w:r>
+        <w:rPr>
+          <w:rStyle w:val="Key"/>
+        </w:rPr>
+        <w:t xml:space="preserve">failure, 5 survives two.</w:t>
+      </w:r>
+      <w:r>
+        <w:t xml:space="preserve"> </w:t>
+      </w:r>
+      <w:r>
+        <w:t xml:space="preserve">Going 3 → 4 costs a machine and improves nothing, because a majority of</w:t>
       </w:r>
       <w:r>
         <w:t xml:space="preserve"> </w:t>
@@ -4388,25 +4771,44 @@
         <w:pStyle w:val="FirstParagraph"/>
       </w:pPr>
       <w:r>
+        <w:rPr>
+          <w:rStyle w:val="Key"/>
+        </w:rPr>
         <w:t xml:space="preserve">So the cluster is not</w:t>
       </w:r>
       <w:r>
-        <w:t xml:space="preserve"> </w:t>
-      </w:r>
-      <w:r>
+        <w:rPr>
+          <w:rStyle w:val="Key"/>
+        </w:rPr>
+        <w:t xml:space="preserve"> </w:t>
+      </w:r>
+      <w:r>
+        <w:rPr>
+          <w:rStyle w:val="Key"/>
+        </w:rPr>
         <w:t xml:space="preserve">“degraded but fine”</w:t>
       </w:r>
       <w:r>
-        <w:t xml:space="preserve"> </w:t>
-      </w:r>
-      <w:r>
+        <w:rPr>
+          <w:rStyle w:val="Key"/>
+        </w:rPr>
+        <w:t xml:space="preserve"> </w:t>
+      </w:r>
+      <w:r>
+        <w:rPr>
+          <w:rStyle w:val="Key"/>
+        </w:rPr>
         <w:t xml:space="preserve">— it is</w:t>
       </w:r>
       <w:r>
-        <w:t xml:space="preserve"> </w:t>
-      </w:r>
-      <w:r>
-        <w:rPr>
+        <w:rPr>
+          <w:rStyle w:val="Key"/>
+        </w:rPr>
+        <w:t xml:space="preserve"> </w:t>
+      </w:r>
+      <w:r>
+        <w:rPr>
+          <w:rStyle w:val="Key"/>
           <w:b/>
           <w:bCs/>
         </w:rPr>
@@ -4466,12 +4868,21 @@
         <w:t xml:space="preserve"> </w:t>
       </w:r>
       <w:r>
+        <w:rPr>
+          <w:rStyle w:val="Key"/>
+        </w:rPr>
         <w:t xml:space="preserve">The reflex to start restarting things when a cluster looks</w:t>
       </w:r>
       <w:r>
-        <w:t xml:space="preserve"> </w:t>
-      </w:r>
-      <w:r>
+        <w:rPr>
+          <w:rStyle w:val="Key"/>
+        </w:rPr>
+        <w:t xml:space="preserve"> </w:t>
+      </w:r>
+      <w:r>
+        <w:rPr>
+          <w:rStyle w:val="Key"/>
+        </w:rPr>
         <w:t xml:space="preserve">unhealthy is exactly what converts a degraded cluster into an outage.</w:t>
       </w:r>
     </w:p>
@@ -5093,40 +5504,77 @@
         <w:pStyle w:val="FirstParagraph"/>
       </w:pPr>
       <w:r>
-        <w:t xml:space="preserve">No virtual IP, no kube-proxy, no DNAT. DNS returns</w:t>
-      </w:r>
-      <w:r>
-        <w:t xml:space="preserve"> </w:t>
-      </w:r>
-      <w:r>
-        <w:rPr>
+        <w:t xml:space="preserve">No virtual IP, no kube-proxy, no DNAT.</w:t>
+      </w:r>
+      <w:r>
+        <w:t xml:space="preserve"> </w:t>
+      </w:r>
+      <w:r>
+        <w:rPr>
+          <w:rStyle w:val="Key"/>
+        </w:rPr>
+        <w:t xml:space="preserve">DNS returns</w:t>
+      </w:r>
+      <w:r>
+        <w:rPr>
+          <w:rStyle w:val="Key"/>
+        </w:rPr>
+        <w:t xml:space="preserve"> </w:t>
+      </w:r>
+      <w:r>
+        <w:rPr>
+          <w:rStyle w:val="Key"/>
           <w:b/>
           <w:bCs/>
         </w:rPr>
         <w:t xml:space="preserve">all three real pod IPs</w:t>
       </w:r>
       <w:r>
-        <w:t xml:space="preserve"> </w:t>
-      </w:r>
-      <w:r>
+        <w:rPr>
+          <w:rStyle w:val="Key"/>
+        </w:rPr>
+        <w:t xml:space="preserve"> </w:t>
+      </w:r>
+      <w:r>
+        <w:rPr>
+          <w:rStyle w:val="Key"/>
+        </w:rPr>
         <w:t xml:space="preserve">and the client chooses.</w:t>
       </w:r>
       <w:r>
-        <w:t xml:space="preserve"> </w:t>
-      </w:r>
-      <w:r>
+        <w:rPr>
+          <w:rStyle w:val="Key"/>
+        </w:rPr>
+        <w:t xml:space="preserve"> </w:t>
+      </w:r>
+      <w:r>
+        <w:rPr>
+          <w:rStyle w:val="Key"/>
+        </w:rPr>
         <w:t xml:space="preserve">So the collective name is still something you can</w:t>
       </w:r>
       <w:r>
-        <w:t xml:space="preserve"> </w:t>
-      </w:r>
-      <w:r>
+        <w:rPr>
+          <w:rStyle w:val="Key"/>
+        </w:rPr>
+        <w:t xml:space="preserve"> </w:t>
+      </w:r>
+      <w:r>
+        <w:rPr>
+          <w:rStyle w:val="Key"/>
+        </w:rPr>
         <w:t xml:space="preserve">“call”</w:t>
       </w:r>
       <w:r>
-        <w:t xml:space="preserve"> </w:t>
-      </w:r>
-      <w:r>
+        <w:rPr>
+          <w:rStyle w:val="Key"/>
+        </w:rPr>
+        <w:t xml:space="preserve"> </w:t>
+      </w:r>
+      <w:r>
+        <w:rPr>
+          <w:rStyle w:val="Key"/>
+        </w:rPr>
         <w:t xml:space="preserve">— it is a list, not a load balancer.</w:t>
       </w:r>
     </w:p>
@@ -5433,15 +5881,33 @@
         <w:t xml:space="preserve"> </w:t>
       </w:r>
       <w:r>
-        <w:t xml:space="preserve">to reach broker 1; broker 0 cannot accept it. Behind a load-balancing virtual IP, writes would land</w:t>
-      </w:r>
-      <w:r>
-        <w:t xml:space="preserve"> </w:t>
-      </w:r>
-      <w:r>
+        <w:t xml:space="preserve">to reach broker 1; broker 0 cannot accept it.</w:t>
+      </w:r>
+      <w:r>
+        <w:t xml:space="preserve"> </w:t>
+      </w:r>
+      <w:r>
+        <w:rPr>
+          <w:rStyle w:val="Key"/>
+        </w:rPr>
+        <w:t xml:space="preserve">Behind a load-balancing virtual IP, writes would land</w:t>
+      </w:r>
+      <w:r>
+        <w:rPr>
+          <w:rStyle w:val="Key"/>
+        </w:rPr>
+        <w:t xml:space="preserve"> </w:t>
+      </w:r>
+      <w:r>
+        <w:rPr>
+          <w:rStyle w:val="Key"/>
+        </w:rPr>
         <w:t xml:space="preserve">on an arbitrary broker and be rejected as</w:t>
       </w:r>
       <w:r>
+        <w:rPr>
+          <w:rStyle w:val="Key"/>
+        </w:rPr>
         <w:t xml:space="preserve"> </w:t>
       </w:r>
       <w:r>
@@ -5451,9 +5917,15 @@
         <w:t xml:space="preserve">NOT_LEADER_FOR_PARTITION</w:t>
       </w:r>
       <w:r>
-        <w:t xml:space="preserve"> </w:t>
-      </w:r>
-      <w:r>
+        <w:rPr>
+          <w:rStyle w:val="Key"/>
+        </w:rPr>
+        <w:t xml:space="preserve"> </w:t>
+      </w:r>
+      <w:r>
+        <w:rPr>
+          <w:rStyle w:val="Key"/>
+        </w:rPr>
         <w:t xml:space="preserve">roughly two thirds of the time.</w:t>
       </w:r>
       <w:r>
@@ -6514,24 +6986,40 @@
       </w:pPr>
       <w:r>
         <w:rPr>
+          <w:rStyle w:val="Key"/>
           <w:b/>
           <w:bCs/>
         </w:rPr>
         <w:t xml:space="preserve">In chart 26.1.9 this key is vestigial. Setting it changes nothing.</w:t>
       </w:r>
       <w:r>
-        <w:t xml:space="preserve"> </w:t>
-      </w:r>
-      <w:r>
+        <w:rPr>
+          <w:rStyle w:val="Key"/>
+        </w:rPr>
+        <w:t xml:space="preserve"> </w:t>
+      </w:r>
+      <w:r>
+        <w:rPr>
+          <w:rStyle w:val="Key"/>
+        </w:rPr>
         <w:t xml:space="preserve">We set it, reinstalled, and</w:t>
       </w:r>
       <w:r>
-        <w:t xml:space="preserve"> </w:t>
-      </w:r>
-      <w:r>
+        <w:rPr>
+          <w:rStyle w:val="Key"/>
+        </w:rPr>
+        <w:t xml:space="preserve"> </w:t>
+      </w:r>
+      <w:r>
+        <w:rPr>
+          <w:rStyle w:val="Key"/>
+        </w:rPr>
         <w:t xml:space="preserve">the pods stayed</w:t>
       </w:r>
       <w:r>
+        <w:rPr>
+          <w:rStyle w:val="Key"/>
+        </w:rPr>
         <w:t xml:space="preserve"> </w:t>
       </w:r>
       <w:r>
@@ -6541,10 +7029,22 @@
         <w:t xml:space="preserve">Pending</w:t>
       </w:r>
       <w:r>
-        <w:t xml:space="preserve"> </w:t>
-      </w:r>
-      <w:r>
-        <w:t xml:space="preserve">with the identical event. The live path is</w:t>
+        <w:rPr>
+          <w:rStyle w:val="Key"/>
+        </w:rPr>
+        <w:t xml:space="preserve"> </w:t>
+      </w:r>
+      <w:r>
+        <w:rPr>
+          <w:rStyle w:val="Key"/>
+        </w:rPr>
+        <w:t xml:space="preserve">with the identical event.</w:t>
+      </w:r>
+      <w:r>
+        <w:t xml:space="preserve"> </w:t>
+      </w:r>
+      <w:r>
+        <w:t xml:space="preserve">The live path is</w:t>
       </w:r>
       <w:r>
         <w:t xml:space="preserve"> </w:t>
@@ -7507,29 +8007,60 @@
         <w:t xml:space="preserve"> </w:t>
       </w:r>
       <w:r>
-        <w:t xml:space="preserve">in 37s. A failed pod belonging to a</w:t>
-      </w:r>
-      <w:r>
-        <w:t xml:space="preserve"> </w:t>
-      </w:r>
-      <w:r>
-        <w:rPr>
+        <w:t xml:space="preserve">in 37s.</w:t>
+      </w:r>
+      <w:r>
+        <w:t xml:space="preserve"> </w:t>
+      </w:r>
+      <w:r>
+        <w:rPr>
+          <w:rStyle w:val="Key"/>
+        </w:rPr>
+        <w:t xml:space="preserve">A failed pod belonging to a</w:t>
+      </w:r>
+      <w:r>
+        <w:rPr>
+          <w:rStyle w:val="Key"/>
+        </w:rPr>
+        <w:t xml:space="preserve"> </w:t>
+      </w:r>
+      <w:r>
+        <w:rPr>
+          <w:rStyle w:val="Key"/>
           <w:b/>
           <w:bCs/>
         </w:rPr>
         <w:t xml:space="preserve">Complete</w:t>
       </w:r>
       <w:r>
-        <w:t xml:space="preserve"> </w:t>
-      </w:r>
-      <w:r>
+        <w:rPr>
+          <w:rStyle w:val="Key"/>
+        </w:rPr>
+        <w:t xml:space="preserve"> </w:t>
+      </w:r>
+      <w:r>
+        <w:rPr>
+          <w:rStyle w:val="Key"/>
+        </w:rPr>
         <w:t xml:space="preserve">Job is</w:t>
       </w:r>
       <w:r>
-        <w:t xml:space="preserve"> </w:t>
-      </w:r>
-      <w:r>
-        <w:t xml:space="preserve">normal Kubernetes backoff, and the Job — not the pod — is the thing to judge. Leaving the corpse</w:t>
+        <w:rPr>
+          <w:rStyle w:val="Key"/>
+        </w:rPr>
+        <w:t xml:space="preserve"> </w:t>
+      </w:r>
+      <w:r>
+        <w:rPr>
+          <w:rStyle w:val="Key"/>
+        </w:rPr>
+        <w:t xml:space="preserve">normal Kubernetes backoff, and the Job — not the pod — is the thing to judge.</w:t>
+      </w:r>
+      <w:r>
+        <w:t xml:space="preserve"> </w:t>
+      </w:r>
+      <w:r>
+        <w:t xml:space="preserve">Leaving the corpse</w:t>
       </w:r>
       <w:r>
         <w:t xml:space="preserve"> </w:t>
@@ -7671,12 +8202,21 @@
         <w:t xml:space="preserve">local-path</w:t>
       </w:r>
       <w:r>
-        <w:t xml:space="preserve"> </w:t>
-      </w:r>
-      <w:r>
+        <w:rPr>
+          <w:rStyle w:val="Key"/>
+        </w:rPr>
+        <w:t xml:space="preserve"> </w:t>
+      </w:r>
+      <w:r>
+        <w:rPr>
+          <w:rStyle w:val="Key"/>
+        </w:rPr>
         <w:t xml:space="preserve">uses</w:t>
       </w:r>
       <w:r>
+        <w:rPr>
+          <w:rStyle w:val="Key"/>
+        </w:rPr>
         <w:t xml:space="preserve"> </w:t>
       </w:r>
       <w:r>
@@ -7686,13 +8226,20 @@
         <w:t xml:space="preserve">WaitForFirstConsumer</w:t>
       </w:r>
       <w:r>
+        <w:rPr>
+          <w:rStyle w:val="Key"/>
+        </w:rPr>
         <w:t xml:space="preserve">, so</w:t>
       </w:r>
       <w:r>
-        <w:t xml:space="preserve"> </w:t>
-      </w:r>
-      <w:r>
-        <w:rPr>
+        <w:rPr>
+          <w:rStyle w:val="Key"/>
+        </w:rPr>
+        <w:t xml:space="preserve"> </w:t>
+      </w:r>
+      <w:r>
+        <w:rPr>
+          <w:rStyle w:val="Key"/>
           <w:b/>
           <w:bCs/>
         </w:rPr>
@@ -7700,35 +8247,50 @@
       </w:r>
       <w:r>
         <w:rPr>
-          <w:b/>
-          <w:bCs/>
-        </w:rPr>
-        <w:t xml:space="preserve"> </w:t>
-      </w:r>
-      <w:r>
-        <w:rPr>
+          <w:rStyle w:val="Key"/>
+          <w:b/>
+          <w:bCs/>
+        </w:rPr>
+        <w:t xml:space="preserve"> </w:t>
+      </w:r>
+      <w:r>
+        <w:rPr>
+          <w:rStyle w:val="Key"/>
           <w:b/>
           <w:bCs/>
         </w:rPr>
         <w:t xml:space="preserve">created until the pod is scheduled.</w:t>
       </w:r>
       <w:r>
-        <w:t xml:space="preserve"> </w:t>
-      </w:r>
-      <w:r>
+        <w:rPr>
+          <w:rStyle w:val="Key"/>
+        </w:rPr>
+        <w:t xml:space="preserve"> </w:t>
+      </w:r>
+      <w:r>
+        <w:rPr>
+          <w:rStyle w:val="Key"/>
+        </w:rPr>
         <w:t xml:space="preserve">Pending PVCs here are a</w:t>
       </w:r>
       <w:r>
-        <w:t xml:space="preserve"> </w:t>
-      </w:r>
-      <w:r>
-        <w:rPr>
+        <w:rPr>
+          <w:rStyle w:val="Key"/>
+        </w:rPr>
+        <w:t xml:space="preserve"> </w:t>
+      </w:r>
+      <w:r>
+        <w:rPr>
+          <w:rStyle w:val="Key"/>
           <w:i/>
           <w:iCs/>
         </w:rPr>
         <w:t xml:space="preserve">symptom</w:t>
       </w:r>
       <w:r>
+        <w:rPr>
+          <w:rStyle w:val="Key"/>
+        </w:rPr>
         <w:t xml:space="preserve">, not the cause.</w:t>
       </w:r>
     </w:p>
@@ -8059,13 +8621,15 @@
       </w:r>
       <w:r>
         <w:rPr>
-          <w:b/>
-          <w:bCs/>
-        </w:rPr>
-        <w:t xml:space="preserve"> </w:t>
-      </w:r>
-      <w:r>
-        <w:rPr>
+          <w:rStyle w:val="Key"/>
+          <w:b/>
+          <w:bCs/>
+        </w:rPr>
+        <w:t xml:space="preserve"> </w:t>
+      </w:r>
+      <w:r>
+        <w:rPr>
+          <w:rStyle w:val="Key"/>
           <w:b/>
           <w:bCs/>
         </w:rPr>
@@ -8073,6 +8637,7 @@
       </w:r>
       <w:r>
         <w:rPr>
+          <w:rStyle w:val="Key"/>
           <w:b/>
           <w:bCs/>
         </w:rPr>
@@ -8088,27 +8653,46 @@
       </w:r>
       <w:r>
         <w:rPr>
+          <w:rStyle w:val="Key"/>
           <w:b/>
           <w:bCs/>
         </w:rPr>
         <w:t xml:space="preserve">.</w:t>
       </w:r>
       <w:r>
-        <w:t xml:space="preserve"> </w:t>
-      </w:r>
-      <w:r>
+        <w:rPr>
+          <w:rStyle w:val="Key"/>
+        </w:rPr>
+        <w:t xml:space="preserve"> </w:t>
+      </w:r>
+      <w:r>
+        <w:rPr>
+          <w:rStyle w:val="Key"/>
+        </w:rPr>
         <w:t xml:space="preserve">Kubernetes leaves them deliberately — deleting a StatefulSet is not</w:t>
       </w:r>
       <w:r>
-        <w:t xml:space="preserve"> </w:t>
-      </w:r>
-      <w:r>
+        <w:rPr>
+          <w:rStyle w:val="Key"/>
+        </w:rPr>
+        <w:t xml:space="preserve"> </w:t>
+      </w:r>
+      <w:r>
+        <w:rPr>
+          <w:rStyle w:val="Key"/>
+        </w:rPr>
         <w:t xml:space="preserve">assumed to mean</w:t>
       </w:r>
       <w:r>
-        <w:t xml:space="preserve"> </w:t>
-      </w:r>
-      <w:r>
+        <w:rPr>
+          <w:rStyle w:val="Key"/>
+        </w:rPr>
+        <w:t xml:space="preserve"> </w:t>
+      </w:r>
+      <w:r>
+        <w:rPr>
+          <w:rStyle w:val="Key"/>
+        </w:rPr>
         <w:t xml:space="preserve">“destroy the data.”</w:t>
       </w:r>
     </w:p>
@@ -9197,69 +9781,112 @@
       </w:pPr>
       <w:r>
         <w:rPr>
+          <w:rStyle w:val="Key"/>
           <w:b/>
           <w:bCs/>
         </w:rPr>
         <w:t xml:space="preserve">The general rule, and the interview answer:</w:t>
       </w:r>
       <w:r>
-        <w:t xml:space="preserve"> </w:t>
-      </w:r>
-      <w:r>
+        <w:rPr>
+          <w:rStyle w:val="Key"/>
+        </w:rPr>
+        <w:t xml:space="preserve"> </w:t>
+      </w:r>
+      <w:r>
+        <w:rPr>
+          <w:rStyle w:val="Key"/>
+        </w:rPr>
         <w:t xml:space="preserve">a broker must advertise an address that its</w:t>
       </w:r>
       <w:r>
-        <w:t xml:space="preserve"> </w:t>
-      </w:r>
-      <w:r>
+        <w:rPr>
+          <w:rStyle w:val="Key"/>
+        </w:rPr>
+        <w:t xml:space="preserve"> </w:t>
+      </w:r>
+      <w:r>
+        <w:rPr>
+          <w:rStyle w:val="Key"/>
+        </w:rPr>
         <w:t xml:space="preserve">clients can both</w:t>
       </w:r>
       <w:r>
-        <w:t xml:space="preserve"> </w:t>
-      </w:r>
-      <w:r>
-        <w:rPr>
+        <w:rPr>
+          <w:rStyle w:val="Key"/>
+        </w:rPr>
+        <w:t xml:space="preserve"> </w:t>
+      </w:r>
+      <w:r>
+        <w:rPr>
+          <w:rStyle w:val="Key"/>
           <w:b/>
           <w:bCs/>
         </w:rPr>
         <w:t xml:space="preserve">resolve</w:t>
       </w:r>
       <w:r>
-        <w:t xml:space="preserve"> </w:t>
-      </w:r>
-      <w:r>
+        <w:rPr>
+          <w:rStyle w:val="Key"/>
+        </w:rPr>
+        <w:t xml:space="preserve"> </w:t>
+      </w:r>
+      <w:r>
+        <w:rPr>
+          <w:rStyle w:val="Key"/>
+        </w:rPr>
         <w:t xml:space="preserve">and</w:t>
       </w:r>
       <w:r>
-        <w:t xml:space="preserve"> </w:t>
-      </w:r>
-      <w:r>
-        <w:rPr>
+        <w:rPr>
+          <w:rStyle w:val="Key"/>
+        </w:rPr>
+        <w:t xml:space="preserve"> </w:t>
+      </w:r>
+      <w:r>
+        <w:rPr>
+          <w:rStyle w:val="Key"/>
           <w:b/>
           <w:bCs/>
         </w:rPr>
         <w:t xml:space="preserve">route to</w:t>
       </w:r>
       <w:r>
+        <w:rPr>
+          <w:rStyle w:val="Key"/>
+        </w:rPr>
         <w:t xml:space="preserve">,</w:t>
       </w:r>
       <w:r>
-        <w:t xml:space="preserve"> </w:t>
-      </w:r>
-      <w:r>
-        <w:rPr>
+        <w:rPr>
+          <w:rStyle w:val="Key"/>
+        </w:rPr>
+        <w:t xml:space="preserve"> </w:t>
+      </w:r>
+      <w:r>
+        <w:rPr>
+          <w:rStyle w:val="Key"/>
           <w:i/>
           <w:iCs/>
         </w:rPr>
         <w:t xml:space="preserve">from where the client actually is</w:t>
       </w:r>
       <w:r>
+        <w:rPr>
+          <w:rStyle w:val="Key"/>
+        </w:rPr>
         <w:t xml:space="preserve">. Bootstrap</w:t>
       </w:r>
       <w:r>
-        <w:t xml:space="preserve"> </w:t>
-      </w:r>
-      <w:r>
+        <w:rPr>
+          <w:rStyle w:val="Key"/>
+        </w:rPr>
+        <w:t xml:space="preserve"> </w:t>
+      </w:r>
+      <w:r>
+        <w:rPr>
+          <w:rStyle w:val="Key"/>
+        </w:rPr>
         <w:t xml:space="preserve">connectivity proves nothing about whether the rest will work.</w:t>
       </w:r>
     </w:p>
@@ -12581,15 +13208,33 @@
         <w:t xml:space="preserve">“produces no output”</w:t>
       </w:r>
       <w:r>
-        <w:t xml:space="preserve">, ask whether it exited. A hung command and an empty</w:t>
-      </w:r>
-      <w:r>
-        <w:t xml:space="preserve"> </w:t>
-      </w:r>
-      <w:r>
+        <w:t xml:space="preserve">, ask whether it exited.</w:t>
+      </w:r>
+      <w:r>
+        <w:t xml:space="preserve"> </w:t>
+      </w:r>
+      <w:r>
+        <w:rPr>
+          <w:rStyle w:val="Key"/>
+        </w:rPr>
+        <w:t xml:space="preserve">A hung command and an empty</w:t>
+      </w:r>
+      <w:r>
+        <w:rPr>
+          <w:rStyle w:val="Key"/>
+        </w:rPr>
+        <w:t xml:space="preserve"> </w:t>
+      </w:r>
+      <w:r>
+        <w:rPr>
+          <w:rStyle w:val="Key"/>
+        </w:rPr>
         <w:t xml:space="preserve">topic look identical through</w:t>
       </w:r>
       <w:r>
+        <w:rPr>
+          <w:rStyle w:val="Key"/>
+        </w:rPr>
         <w:t xml:space="preserve"> </w:t>
       </w:r>
       <w:r>
@@ -12599,12 +13244,21 @@
         <w:t xml:space="preserve">wc -l</w:t>
       </w:r>
       <w:r>
+        <w:rPr>
+          <w:rStyle w:val="Key"/>
+        </w:rPr>
         <w:t xml:space="preserve">, and confusing the two during an incident will send you</w:t>
       </w:r>
       <w:r>
-        <w:t xml:space="preserve"> </w:t>
-      </w:r>
-      <w:r>
+        <w:rPr>
+          <w:rStyle w:val="Key"/>
+        </w:rPr>
+        <w:t xml:space="preserve"> </w:t>
+      </w:r>
+      <w:r>
+        <w:rPr>
+          <w:rStyle w:val="Key"/>
+        </w:rPr>
         <w:t xml:space="preserve">chasing phantom data loss.</w:t>
       </w:r>
     </w:p>
@@ -13150,15 +13804,27 @@
         <w:t xml:space="preserve"> </w:t>
       </w:r>
       <w:r>
+        <w:rPr>
+          <w:rStyle w:val="Key"/>
+        </w:rPr>
         <w:t xml:space="preserve">Running the checks immediately catches an</w:t>
       </w:r>
       <w:r>
-        <w:t xml:space="preserve"> </w:t>
-      </w:r>
-      <w:r>
+        <w:rPr>
+          <w:rStyle w:val="Key"/>
+        </w:rPr>
+        <w:t xml:space="preserve"> </w:t>
+      </w:r>
+      <w:r>
+        <w:rPr>
+          <w:rStyle w:val="Key"/>
+        </w:rPr>
         <w:t xml:space="preserve">intermediate state — a pod still</w:t>
       </w:r>
       <w:r>
+        <w:rPr>
+          <w:rStyle w:val="Key"/>
+        </w:rPr>
         <w:t xml:space="preserve"> </w:t>
       </w:r>
       <w:r>
@@ -13168,16 +13834,34 @@
         <w:t xml:space="preserve">Terminating</w:t>
       </w:r>
       <w:r>
-        <w:t xml:space="preserve"> </w:t>
-      </w:r>
-      <w:r>
+        <w:rPr>
+          <w:rStyle w:val="Key"/>
+        </w:rPr>
+        <w:t xml:space="preserve"> </w:t>
+      </w:r>
+      <w:r>
+        <w:rPr>
+          <w:rStyle w:val="Key"/>
+        </w:rPr>
         <w:t xml:space="preserve">is still serving — and you will draw a confident</w:t>
       </w:r>
       <w:r>
-        <w:t xml:space="preserve"> </w:t>
-      </w:r>
-      <w:r>
-        <w:t xml:space="preserve">conclusion from a cluster that was never in the state you thought. This bit us during the</w:t>
+        <w:rPr>
+          <w:rStyle w:val="Key"/>
+        </w:rPr>
+        <w:t xml:space="preserve"> </w:t>
+      </w:r>
+      <w:r>
+        <w:rPr>
+          <w:rStyle w:val="Key"/>
+        </w:rPr>
+        <w:t xml:space="preserve">conclusion from a cluster that was never in the state you thought.</w:t>
+      </w:r>
+      <w:r>
+        <w:t xml:space="preserve"> </w:t>
+      </w:r>
+      <w:r>
+        <w:t xml:space="preserve">This bit us during the</w:t>
       </w:r>
       <w:r>
         <w:t xml:space="preserve"> </w:t>
@@ -13342,43 +14026,72 @@
       </w:pPr>
       <w:r>
         <w:rPr>
+          <w:rStyle w:val="Key"/>
           <w:b/>
           <w:bCs/>
         </w:rPr>
         <w:t xml:space="preserve">Failover is not load-balanced.</w:t>
       </w:r>
       <w:r>
-        <w:t xml:space="preserve"> </w:t>
-      </w:r>
-      <w:r>
+        <w:rPr>
+          <w:rStyle w:val="Key"/>
+        </w:rPr>
+        <w:t xml:space="preserve"> </w:t>
+      </w:r>
+      <w:r>
+        <w:rPr>
+          <w:rStyle w:val="Key"/>
+        </w:rPr>
         <w:t xml:space="preserve">Broker 2 took</w:t>
       </w:r>
       <w:r>
-        <w:t xml:space="preserve"> </w:t>
-      </w:r>
-      <w:r>
-        <w:rPr>
+        <w:rPr>
+          <w:rStyle w:val="Key"/>
+        </w:rPr>
+        <w:t xml:space="preserve"> </w:t>
+      </w:r>
+      <w:r>
+        <w:rPr>
+          <w:rStyle w:val="Key"/>
           <w:b/>
           <w:bCs/>
         </w:rPr>
         <w:t xml:space="preserve">both</w:t>
       </w:r>
       <w:r>
-        <w:t xml:space="preserve"> </w:t>
-      </w:r>
-      <w:r>
+        <w:rPr>
+          <w:rStyle w:val="Key"/>
+        </w:rPr>
+        <w:t xml:space="preserve"> </w:t>
+      </w:r>
+      <w:r>
+        <w:rPr>
+          <w:rStyle w:val="Key"/>
+        </w:rPr>
         <w:t xml:space="preserve">orphaned partitions (leading 4, not 3).</w:t>
       </w:r>
       <w:r>
-        <w:t xml:space="preserve"> </w:t>
-      </w:r>
-      <w:r>
+        <w:rPr>
+          <w:rStyle w:val="Key"/>
+        </w:rPr>
+        <w:t xml:space="preserve"> </w:t>
+      </w:r>
+      <w:r>
+        <w:rPr>
+          <w:rStyle w:val="Key"/>
+        </w:rPr>
         <w:t xml:space="preserve">The new leader is whichever eligible replica wins the election first; nothing is trying to be</w:t>
       </w:r>
       <w:r>
-        <w:t xml:space="preserve"> </w:t>
-      </w:r>
-      <w:r>
+        <w:rPr>
+          <w:rStyle w:val="Key"/>
+        </w:rPr>
+        <w:t xml:space="preserve"> </w:t>
+      </w:r>
+      <w:r>
+        <w:rPr>
+          <w:rStyle w:val="Key"/>
+        </w:rPr>
         <w:t xml:space="preserve">fair in the moment.</w:t>
       </w:r>
     </w:p>
@@ -13811,13 +14524,25 @@
         <w:t xml:space="preserve"> </w:t>
       </w:r>
       <w:r>
+        <w:rPr>
+          <w:rStyle w:val="Key"/>
+        </w:rPr>
         <w:t xml:space="preserve">The cluster’s own metadata Raft group is subject to</w:t>
       </w:r>
       <w:r>
-        <w:t xml:space="preserve"> </w:t>
-      </w:r>
-      <w:r>
-        <w:t xml:space="preserve">the same arithmetic, so you lose administration as well as data: you cannot create a topic or</w:t>
+        <w:rPr>
+          <w:rStyle w:val="Key"/>
+        </w:rPr>
+        <w:t xml:space="preserve"> </w:t>
+      </w:r>
+      <w:r>
+        <w:rPr>
+          <w:rStyle w:val="Key"/>
+        </w:rPr>
+        <w:t xml:space="preserve">the same arithmetic, so you lose administration as well as data</w:t>
+      </w:r>
+      <w:r>
+        <w:t xml:space="preserve">: you cannot create a topic or</w:t>
       </w:r>
       <w:r>
         <w:t xml:space="preserve"> </w:t>
@@ -13866,35 +14591,58 @@
         <w:t xml:space="preserve"> </w:t>
       </w:r>
       <w:r>
+        <w:rPr>
+          <w:rStyle w:val="Key"/>
+        </w:rPr>
         <w:t xml:space="preserve">Under-replication is measured</w:t>
       </w:r>
       <w:r>
-        <w:t xml:space="preserve"> </w:t>
-      </w:r>
-      <w:r>
-        <w:rPr>
+        <w:rPr>
+          <w:rStyle w:val="Key"/>
+        </w:rPr>
+        <w:t xml:space="preserve"> </w:t>
+      </w:r>
+      <w:r>
+        <w:rPr>
+          <w:rStyle w:val="Key"/>
           <w:i/>
           <w:iCs/>
         </w:rPr>
         <w:t xml:space="preserve">by a leader</w:t>
       </w:r>
       <w:r>
-        <w:t xml:space="preserve"> </w:t>
-      </w:r>
-      <w:r>
+        <w:rPr>
+          <w:rStyle w:val="Key"/>
+        </w:rPr>
+        <w:t xml:space="preserve"> </w:t>
+      </w:r>
+      <w:r>
+        <w:rPr>
+          <w:rStyle w:val="Key"/>
+        </w:rPr>
         <w:t xml:space="preserve">comparing itself to followers, and with no leaders</w:t>
       </w:r>
       <w:r>
-        <w:t xml:space="preserve"> </w:t>
-      </w:r>
-      <w:r>
+        <w:rPr>
+          <w:rStyle w:val="Key"/>
+        </w:rPr>
+        <w:t xml:space="preserve"> </w:t>
+      </w:r>
+      <w:r>
+        <w:rPr>
+          <w:rStyle w:val="Key"/>
+        </w:rPr>
         <w:t xml:space="preserve">there is nobody to measure.</w:t>
       </w:r>
       <w:r>
-        <w:t xml:space="preserve"> </w:t>
-      </w:r>
-      <w:r>
-        <w:rPr>
+        <w:rPr>
+          <w:rStyle w:val="Key"/>
+        </w:rPr>
+        <w:t xml:space="preserve"> </w:t>
+      </w:r>
+      <w:r>
+        <w:rPr>
+          <w:rStyle w:val="Key"/>
           <w:b/>
           <w:bCs/>
         </w:rPr>
@@ -13902,13 +14650,15 @@
       </w:r>
       <w:r>
         <w:rPr>
-          <w:b/>
-          <w:bCs/>
-        </w:rPr>
-        <w:t xml:space="preserve"> </w:t>
-      </w:r>
-      <w:r>
-        <w:rPr>
+          <w:rStyle w:val="Key"/>
+          <w:b/>
+          <w:bCs/>
+        </w:rPr>
+        <w:t xml:space="preserve"> </w:t>
+      </w:r>
+      <w:r>
+        <w:rPr>
+          <w:rStyle w:val="Key"/>
           <w:b/>
           <w:bCs/>
         </w:rPr>
@@ -13991,18 +14741,39 @@
         <w:t xml:space="preserve"> </w:t>
       </w:r>
       <w:r>
-        <w:t xml:space="preserve">event, not a failure, until its own timeout fires. Client-side timeouts are therefore a</w:t>
-      </w:r>
-      <w:r>
-        <w:t xml:space="preserve"> </w:t>
-      </w:r>
-      <w:r>
+        <w:t xml:space="preserve">event, not a failure, until its own timeout fires.</w:t>
+      </w:r>
+      <w:r>
+        <w:t xml:space="preserve"> </w:t>
+      </w:r>
+      <w:r>
+        <w:rPr>
+          <w:rStyle w:val="Key"/>
+        </w:rPr>
+        <w:t xml:space="preserve">Client-side timeouts are therefore a</w:t>
+      </w:r>
+      <w:r>
+        <w:rPr>
+          <w:rStyle w:val="Key"/>
+        </w:rPr>
+        <w:t xml:space="preserve"> </w:t>
+      </w:r>
+      <w:r>
+        <w:rPr>
+          <w:rStyle w:val="Key"/>
+        </w:rPr>
         <w:t xml:space="preserve">correctness control, not a tuning knob: with no timeout, an OMS queues orders in memory</w:t>
       </w:r>
       <w:r>
-        <w:t xml:space="preserve"> </w:t>
-      </w:r>
-      <w:r>
+        <w:rPr>
+          <w:rStyle w:val="Key"/>
+        </w:rPr>
+        <w:t xml:space="preserve"> </w:t>
+      </w:r>
+      <w:r>
+        <w:rPr>
+          <w:rStyle w:val="Key"/>
+        </w:rPr>
         <w:t xml:space="preserve">indefinitely and loses them on restart.</w:t>
       </w:r>
     </w:p>
@@ -14911,6 +15682,7 @@
       </w:pPr>
       <w:r>
         <w:rPr>
+          <w:rStyle w:val="Key"/>
           <w:b/>
           <w:bCs/>
         </w:rPr>
@@ -14918,13 +15690,15 @@
       </w:r>
       <w:r>
         <w:rPr>
-          <w:b/>
-          <w:bCs/>
-        </w:rPr>
-        <w:t xml:space="preserve"> </w:t>
-      </w:r>
-      <w:r>
-        <w:rPr>
+          <w:rStyle w:val="Key"/>
+          <w:b/>
+          <w:bCs/>
+        </w:rPr>
+        <w:t xml:space="preserve"> </w:t>
+      </w:r>
+      <w:r>
+        <w:rPr>
+          <w:rStyle w:val="Key"/>
           <w:b/>
           <w:bCs/>
         </w:rPr>
@@ -15116,13 +15890,26 @@
         <w:pStyle w:val="FirstParagraph"/>
       </w:pPr>
       <w:r>
-        <w:t xml:space="preserve">The cluster reports perfect health while one third of it does no work. Redpanda’s</w:t>
-      </w:r>
-      <w:r>
-        <w:t xml:space="preserve"> </w:t>
-      </w:r>
-      <w:r>
-        <w:rPr>
+        <w:t xml:space="preserve">The cluster reports perfect health while one third of it does no work.</w:t>
+      </w:r>
+      <w:r>
+        <w:t xml:space="preserve"> </w:t>
+      </w:r>
+      <w:r>
+        <w:rPr>
+          <w:rStyle w:val="Key"/>
+        </w:rPr>
+        <w:t xml:space="preserve">Redpanda’s</w:t>
+      </w:r>
+      <w:r>
+        <w:rPr>
+          <w:rStyle w:val="Key"/>
+        </w:rPr>
+        <w:t xml:space="preserve"> </w:t>
+      </w:r>
+      <w:r>
+        <w:rPr>
+          <w:rStyle w:val="Key"/>
           <w:b/>
           <w:bCs/>
         </w:rPr>
@@ -15130,28 +15917,42 @@
       </w:r>
       <w:r>
         <w:rPr>
-          <w:b/>
-          <w:bCs/>
-        </w:rPr>
-        <w:t xml:space="preserve"> </w:t>
-      </w:r>
-      <w:r>
-        <w:rPr>
+          <w:rStyle w:val="Key"/>
+          <w:b/>
+          <w:bCs/>
+        </w:rPr>
+        <w:t xml:space="preserve"> </w:t>
+      </w:r>
+      <w:r>
+        <w:rPr>
+          <w:rStyle w:val="Key"/>
           <w:b/>
           <w:bCs/>
         </w:rPr>
         <w:t xml:space="preserve">balancer</w:t>
       </w:r>
       <w:r>
-        <w:t xml:space="preserve"> </w:t>
-      </w:r>
-      <w:r>
+        <w:rPr>
+          <w:rStyle w:val="Key"/>
+        </w:rPr>
+        <w:t xml:space="preserve"> </w:t>
+      </w:r>
+      <w:r>
+        <w:rPr>
+          <w:rStyle w:val="Key"/>
+        </w:rPr>
         <w:t xml:space="preserve">redistributes leadership on its own timer, so there is a window — minutes, not seconds —</w:t>
       </w:r>
       <w:r>
-        <w:t xml:space="preserve"> </w:t>
-      </w:r>
-      <w:r>
+        <w:rPr>
+          <w:rStyle w:val="Key"/>
+        </w:rPr>
+        <w:t xml:space="preserve"> </w:t>
+      </w:r>
+      <w:r>
+        <w:rPr>
+          <w:rStyle w:val="Key"/>
+        </w:rPr>
         <w:t xml:space="preserve">where you have full redundancy and skewed load.</w:t>
       </w:r>
     </w:p>
@@ -15594,9 +16395,15 @@
         <w:pStyle w:val="FirstParagraph"/>
       </w:pPr>
       <w:r>
+        <w:rPr>
+          <w:rStyle w:val="Key"/>
+        </w:rPr>
         <w:t xml:space="preserve">An alert you cannot collect is a wish. Everything above comes from</w:t>
       </w:r>
       <w:r>
+        <w:rPr>
+          <w:rStyle w:val="Key"/>
+        </w:rPr>
         <w:t xml:space="preserve"> </w:t>
       </w:r>
       <w:r>
@@ -15606,13 +16413,28 @@
         <w:t xml:space="preserve">rpk cluster health</w:t>
       </w:r>
       <w:r>
+        <w:rPr>
+          <w:rStyle w:val="Key"/>
+        </w:rPr>
         <w:t xml:space="preserve">, which is a</w:t>
       </w:r>
       <w:r>
-        <w:t xml:space="preserve"> </w:t>
-      </w:r>
-      <w:r>
-        <w:t xml:space="preserve">human command — fine at 3 a.m. with a terminal open, useless as a monitoring input. The real source</w:t>
+        <w:rPr>
+          <w:rStyle w:val="Key"/>
+        </w:rPr>
+        <w:t xml:space="preserve"> </w:t>
+      </w:r>
+      <w:r>
+        <w:rPr>
+          <w:rStyle w:val="Key"/>
+        </w:rPr>
+        <w:t xml:space="preserve">human command — fine at 3 a.m. with a terminal open, useless as a monitoring input.</w:t>
+      </w:r>
+      <w:r>
+        <w:t xml:space="preserve"> </w:t>
+      </w:r>
+      <w:r>
+        <w:t xml:space="preserve">The real source</w:t>
       </w:r>
       <w:r>
         <w:t xml:space="preserve"> </w:t>
@@ -15837,54 +16659,90 @@
       </w:pPr>
       <w:r>
         <w:rPr>
+          <w:rStyle w:val="Key"/>
           <w:b/>
           <w:bCs/>
         </w:rPr>
         <w:t xml:space="preserve">Consumer lag is not published directly, and this catches people out.</w:t>
       </w:r>
       <w:r>
-        <w:t xml:space="preserve"> </w:t>
-      </w:r>
-      <w:r>
+        <w:rPr>
+          <w:rStyle w:val="Key"/>
+        </w:rPr>
+        <w:t xml:space="preserve"> </w:t>
+      </w:r>
+      <w:r>
+        <w:rPr>
+          <w:rStyle w:val="Key"/>
+        </w:rPr>
         <w:t xml:space="preserve">The broker exposes the</w:t>
       </w:r>
       <w:r>
-        <w:t xml:space="preserve"> </w:t>
-      </w:r>
-      <w:r>
+        <w:rPr>
+          <w:rStyle w:val="Key"/>
+        </w:rPr>
+        <w:t xml:space="preserve"> </w:t>
+      </w:r>
+      <w:r>
+        <w:rPr>
+          <w:rStyle w:val="Key"/>
+        </w:rPr>
         <w:t xml:space="preserve">group’s</w:t>
       </w:r>
       <w:r>
-        <w:t xml:space="preserve"> </w:t>
-      </w:r>
-      <w:r>
-        <w:rPr>
+        <w:rPr>
+          <w:rStyle w:val="Key"/>
+        </w:rPr>
+        <w:t xml:space="preserve"> </w:t>
+      </w:r>
+      <w:r>
+        <w:rPr>
+          <w:rStyle w:val="Key"/>
           <w:i/>
           <w:iCs/>
         </w:rPr>
         <w:t xml:space="preserve">committed offset</w:t>
       </w:r>
       <w:r>
-        <w:t xml:space="preserve"> </w:t>
-      </w:r>
-      <w:r>
+        <w:rPr>
+          <w:rStyle w:val="Key"/>
+        </w:rPr>
+        <w:t xml:space="preserve"> </w:t>
+      </w:r>
+      <w:r>
+        <w:rPr>
+          <w:rStyle w:val="Key"/>
+        </w:rPr>
         <w:t xml:space="preserve">per partition and the partition’s</w:t>
       </w:r>
       <w:r>
-        <w:t xml:space="preserve"> </w:t>
-      </w:r>
-      <w:r>
-        <w:rPr>
+        <w:rPr>
+          <w:rStyle w:val="Key"/>
+        </w:rPr>
+        <w:t xml:space="preserve"> </w:t>
+      </w:r>
+      <w:r>
+        <w:rPr>
+          <w:rStyle w:val="Key"/>
           <w:i/>
           <w:iCs/>
         </w:rPr>
         <w:t xml:space="preserve">high-watermark</w:t>
       </w:r>
       <w:r>
-        <w:t xml:space="preserve"> </w:t>
-      </w:r>
-      <w:r>
-        <w:t xml:space="preserve">separately; lag is the</w:t>
+        <w:rPr>
+          <w:rStyle w:val="Key"/>
+        </w:rPr>
+        <w:t xml:space="preserve"> </w:t>
+      </w:r>
+      <w:r>
+        <w:rPr>
+          <w:rStyle w:val="Key"/>
+        </w:rPr>
+        <w:t xml:space="preserve">separately</w:t>
+      </w:r>
+      <w:r>
+        <w:t xml:space="preserve">; lag is the</w:t>
       </w:r>
       <w:r>
         <w:t xml:space="preserve"> </w:t>
@@ -16267,22 +17125,35 @@
         <w:t xml:space="preserve">Ready</w:t>
       </w:r>
       <w:r>
-        <w:t xml:space="preserve"> </w:t>
-      </w:r>
-      <w:r>
+        <w:rPr>
+          <w:rStyle w:val="Key"/>
+        </w:rPr>
+        <w:t xml:space="preserve"> </w:t>
+      </w:r>
+      <w:r>
+        <w:rPr>
+          <w:rStyle w:val="Key"/>
+        </w:rPr>
         <w:t xml:space="preserve">is a Kubernetes-level assertion about the pod, and it knows nothing about</w:t>
       </w:r>
       <w:r>
-        <w:t xml:space="preserve"> </w:t>
-      </w:r>
-      <w:r>
-        <w:rPr>
+        <w:rPr>
+          <w:rStyle w:val="Key"/>
+        </w:rPr>
+        <w:t xml:space="preserve"> </w:t>
+      </w:r>
+      <w:r>
+        <w:rPr>
+          <w:rStyle w:val="Key"/>
           <w:b/>
           <w:bCs/>
         </w:rPr>
         <w:t xml:space="preserve">Raft leadership</w:t>
       </w:r>
       <w:r>
+        <w:rPr>
+          <w:rStyle w:val="Key"/>
+        </w:rPr>
         <w:t xml:space="preserve">.</w:t>
       </w:r>
       <w:r>
@@ -16325,21 +17196,34 @@
       </w:r>
       <w:r>
         <w:rPr>
+          <w:rStyle w:val="Key"/>
           <w:b/>
           <w:bCs/>
         </w:rPr>
         <w:t xml:space="preserve">maintenance mode</w:t>
       </w:r>
       <w:r>
-        <w:t xml:space="preserve"> </w:t>
-      </w:r>
-      <w:r>
+        <w:rPr>
+          <w:rStyle w:val="Key"/>
+        </w:rPr>
+        <w:t xml:space="preserve"> </w:t>
+      </w:r>
+      <w:r>
+        <w:rPr>
+          <w:rStyle w:val="Key"/>
+        </w:rPr>
         <w:t xml:space="preserve">moves every partition leadership</w:t>
       </w:r>
       <w:r>
-        <w:t xml:space="preserve"> </w:t>
-      </w:r>
-      <w:r>
+        <w:rPr>
+          <w:rStyle w:val="Key"/>
+        </w:rPr>
+        <w:t xml:space="preserve"> </w:t>
+      </w:r>
+      <w:r>
+        <w:rPr>
+          <w:rStyle w:val="Key"/>
+        </w:rPr>
         <w:t xml:space="preserve">off a broker before you touch it, so the restart costs nothing.</w:t>
       </w:r>
     </w:p>
@@ -16894,9 +17778,21 @@
         <w:t xml:space="preserve"> </w:t>
       </w:r>
       <w:r>
-        <w:t xml:space="preserve">incident, and it is why the gate is</w:t>
-      </w:r>
-      <w:r>
+        <w:t xml:space="preserve">incident, and</w:t>
+      </w:r>
+      <w:r>
+        <w:t xml:space="preserve"> </w:t>
+      </w:r>
+      <w:r>
+        <w:rPr>
+          <w:rStyle w:val="Key"/>
+        </w:rPr>
+        <w:t xml:space="preserve">it is why the gate is</w:t>
+      </w:r>
+      <w:r>
+        <w:rPr>
+          <w:rStyle w:val="Key"/>
+        </w:rPr>
         <w:t xml:space="preserve"> </w:t>
       </w:r>
       <w:r>
@@ -16906,12 +17802,21 @@
         <w:t xml:space="preserve">rpk cluster health</w:t>
       </w:r>
       <w:r>
-        <w:t xml:space="preserve"> </w:t>
-      </w:r>
-      <w:r>
+        <w:rPr>
+          <w:rStyle w:val="Key"/>
+        </w:rPr>
+        <w:t xml:space="preserve"> </w:t>
+      </w:r>
+      <w:r>
+        <w:rPr>
+          <w:rStyle w:val="Key"/>
+        </w:rPr>
         <w:t xml:space="preserve">rather than</w:t>
       </w:r>
       <w:r>
+        <w:rPr>
+          <w:rStyle w:val="Key"/>
+        </w:rPr>
         <w:t xml:space="preserve"> </w:t>
       </w:r>
       <w:r>
@@ -16921,9 +17826,15 @@
         <w:t xml:space="preserve">kubectl get pods</w:t>
       </w:r>
       <w:r>
+        <w:rPr>
+          <w:rStyle w:val="Key"/>
+        </w:rPr>
         <w:t xml:space="preserve">: the pod is</w:t>
       </w:r>
       <w:r>
+        <w:rPr>
+          <w:rStyle w:val="Key"/>
+        </w:rPr>
         <w:t xml:space="preserve"> </w:t>
       </w:r>
       <w:r>
@@ -16933,9 +17844,15 @@
         <w:t xml:space="preserve">Ready</w:t>
       </w:r>
       <w:r>
-        <w:t xml:space="preserve"> </w:t>
-      </w:r>
-      <w:r>
+        <w:rPr>
+          <w:rStyle w:val="Key"/>
+        </w:rPr>
+        <w:t xml:space="preserve"> </w:t>
+      </w:r>
+      <w:r>
+        <w:rPr>
+          <w:rStyle w:val="Key"/>
+        </w:rPr>
         <w:t xml:space="preserve">well before the broker has finished recovering its Raft groups.</w:t>
       </w:r>
     </w:p>
@@ -17581,19 +18498,43 @@
         <w:t xml:space="preserve"> </w:t>
       </w:r>
       <w:r>
-        <w:t xml:space="preserve">at the end. A broker left in</w:t>
-      </w:r>
-      <w:r>
-        <w:t xml:space="preserve"> </w:t>
-      </w:r>
-      <w:r>
+        <w:t xml:space="preserve">at the end.</w:t>
+      </w:r>
+      <w:r>
+        <w:t xml:space="preserve"> </w:t>
+      </w:r>
+      <w:r>
+        <w:rPr>
+          <w:rStyle w:val="Key"/>
+        </w:rPr>
+        <w:t xml:space="preserve">A broker left in</w:t>
+      </w:r>
+      <w:r>
+        <w:rPr>
+          <w:rStyle w:val="Key"/>
+        </w:rPr>
+        <w:t xml:space="preserve"> </w:t>
+      </w:r>
+      <w:r>
+        <w:rPr>
+          <w:rStyle w:val="Key"/>
+        </w:rPr>
         <w:t xml:space="preserve">maintenance mode leads no partitions, so the remaining two carry all the work and you have quietly</w:t>
       </w:r>
       <w:r>
-        <w:t xml:space="preserve"> </w:t>
-      </w:r>
-      <w:r>
-        <w:t xml:space="preserve">reduced a three-broker cluster to two — with no alert anywhere, because every pod is</w:t>
+        <w:rPr>
+          <w:rStyle w:val="Key"/>
+        </w:rPr>
+        <w:t xml:space="preserve"> </w:t>
+      </w:r>
+      <w:r>
+        <w:rPr>
+          <w:rStyle w:val="Key"/>
+        </w:rPr>
+        <w:t xml:space="preserve">reduced a three-broker cluster to two — with no alert anywhere</w:t>
+      </w:r>
+      <w:r>
+        <w:t xml:space="preserve">, because every pod is</w:t>
       </w:r>
       <w:r>
         <w:t xml:space="preserve"> </w:t>
@@ -17661,12 +18602,21 @@
         <w:pStyle w:val="FirstParagraph"/>
       </w:pPr>
       <w:r>
+        <w:rPr>
+          <w:rStyle w:val="Key"/>
+        </w:rPr>
         <w:t xml:space="preserve">State these before you are asked. Volunteering a limitation reads as competence; being caught</w:t>
       </w:r>
       <w:r>
-        <w:t xml:space="preserve"> </w:t>
-      </w:r>
-      <w:r>
+        <w:rPr>
+          <w:rStyle w:val="Key"/>
+        </w:rPr>
+        <w:t xml:space="preserve"> </w:t>
+      </w:r>
+      <w:r>
+        <w:rPr>
+          <w:rStyle w:val="Key"/>
+        </w:rPr>
         <w:t xml:space="preserve">unaware of it does not.</w:t>
       </w:r>
     </w:p>
@@ -18045,6 +18995,7 @@
       </w:r>
       <w:r>
         <w:rPr>
+          <w:rStyle w:val="Key"/>
           <w:b/>
           <w:bCs/>
         </w:rPr>
@@ -18052,13 +19003,15 @@
       </w:r>
       <w:r>
         <w:rPr>
-          <w:b/>
-          <w:bCs/>
-        </w:rPr>
-        <w:t xml:space="preserve"> </w:t>
-      </w:r>
-      <w:r>
-        <w:rPr>
+          <w:rStyle w:val="Key"/>
+          <w:b/>
+          <w:bCs/>
+        </w:rPr>
+        <w:t xml:space="preserve"> </w:t>
+      </w:r>
+      <w:r>
+        <w:rPr>
+          <w:rStyle w:val="Key"/>
           <w:b/>
           <w:bCs/>
         </w:rPr>
@@ -18066,13 +19019,15 @@
       </w:r>
       <w:r>
         <w:rPr>
-          <w:b/>
-          <w:bCs/>
-        </w:rPr>
-        <w:t xml:space="preserve"> </w:t>
-      </w:r>
-      <w:r>
-        <w:rPr>
+          <w:rStyle w:val="Key"/>
+          <w:b/>
+          <w:bCs/>
+        </w:rPr>
+        <w:t xml:space="preserve"> </w:t>
+      </w:r>
+      <w:r>
+        <w:rPr>
+          <w:rStyle w:val="Key"/>
           <w:b/>
           <w:bCs/>
         </w:rPr>
@@ -22345,6 +23300,12 @@
       <w:szCs w:val="18"/>
     </w:rPr>
   </w:style>
+  <w:style w:customStyle="1" w:styleId="Key" w:type="character">
+    <w:name w:val="Key"/>
+    <w:rPr>
+      <w:shd w:color="auto" w:fill="FFF3B0" w:val="clear"/>
+    </w:rPr>
+  </w:style>
   <w:style w:type="character" w:customStyle="1" w:styleId="KeywordTok">
     <w:name w:val="KeywordTok"/>
     <w:basedOn w:val="VerbatimChar"/>
